--- a/docs/manuals/docx/USER-GUIDE.docx
+++ b/docs/manuals/docx/USER-GUIDE.docx
@@ -2,11 +2,2670 @@
 <file path=word/document.xml><?xml version="1.0" encoding="utf-8"?>
 <w:document xmlns:wpc="http://schemas.microsoft.com/office/word/2010/wordprocessingCanvas" xmlns:cx="http://schemas.microsoft.com/office/drawing/2014/chartex" xmlns:cx1="http://schemas.microsoft.com/office/drawing/2015/9/8/chartex" xmlns:cx2="http://schemas.microsoft.com/office/drawing/2015/10/21/chartex" xmlns:cx3="http://schemas.microsoft.com/office/drawing/2016/5/9/chartex" xmlns:cx4="http://schemas.microsoft.com/office/drawing/2016/5/10/chartex" xmlns:cx5="http://schemas.microsoft.com/office/drawing/2016/5/11/chartex" xmlns:cx6="http://schemas.microsoft.com/office/drawing/2016/5/12/chartex" xmlns:cx7="http://schemas.microsoft.com/office/drawing/2016/5/13/chartex" xmlns:cx8="http://schemas.microsoft.com/office/drawing/2016/5/14/chartex" xmlns:mc="http://schemas.openxmlformats.org/markup-compatibility/2006" xmlns:aink="http://schemas.microsoft.com/office/drawing/2016/ink" xmlns:am3d="http://schemas.microsoft.com/office/drawing/2017/model3d" xmlns:o="urn:schemas-microsoft-com:office:office" xmlns:oel="http://schemas.microsoft.com/office/2019/extlst" xmlns:r="http://schemas.openxmlformats.org/officeDocument/2006/relationships" xmlns:m="http://schemas.openxmlformats.org/officeDocument/2006/math" xmlns:v="urn:schemas-microsoft-com:vml" xmlns:wp14="http://schemas.microsoft.com/office/word/2010/wordprocessingDrawing" xmlns:wp="http://schemas.openxmlformats.org/drawingml/2006/wordprocessingDrawing" xmlns:w10="urn:schemas-microsoft-com:office:word" xmlns:w="http://schemas.openxmlformats.org/wordprocessingml/2006/main" xmlns:w14="http://schemas.microsoft.com/office/word/2010/wordml" xmlns:w15="http://schemas.microsoft.com/office/word/2012/wordml" xmlns:w16cex="http://schemas.microsoft.com/office/word/2018/wordml/cex" xmlns:w16cid="http://schemas.microsoft.com/office/word/2016/wordml/cid" xmlns:w16="http://schemas.microsoft.com/office/word/2018/wordml" xmlns:w16du="http://schemas.microsoft.com/office/word/2023/wordml/word16du" xmlns:w16sdtdh="http://schemas.microsoft.com/office/word/2020/wordml/sdtdatahash" xmlns:w16sdtfl="http://schemas.microsoft.com/office/word/2024/wordml/sdtformatlock" xmlns:w16se="http://schemas.microsoft.com/office/word/2015/wordml/symex" xmlns:wpg="http://schemas.microsoft.com/office/word/2010/wordprocessingGroup" xmlns:wpi="http://schemas.microsoft.com/office/word/2010/wordprocessingInk" xmlns:wne="http://schemas.microsoft.com/office/word/2006/wordml" xmlns:wps="http://schemas.microsoft.com/office/word/2010/wordprocessingShape" mc:Ignorable="w14 w15 w16se w16cid w16 w16cex w16sdtdh w16sdtfl w16du wp14">
   <w:body>
+    <w:p/>
+    <w:p/>
+    <w:p>
+      <w:pPr>
+        <w:jc w:val="center"/>
+      </w:pPr>
+      <w:r>
+        <w:rPr>
+          <w:b/>
+          <w:sz w:val="48"/>
+        </w:rPr>
+        <w:t>Regional KPI Dashboard User Guide</w:t>
+      </w:r>
+    </w:p>
+    <w:p>
+      <w:pPr>
+        <w:jc w:val="center"/>
+      </w:pPr>
+      <w:r>
+        <w:t>Generated: RPL-KPIs</w:t>
+      </w:r>
+    </w:p>
+    <w:p>
+      <w:pPr>
+        <w:jc w:val="center"/>
+      </w:pPr>
+      <w:r>
+        <w:t>Mind Over Mountains Dashboard Guide</w:t>
+      </w:r>
+    </w:p>
+    <w:p>
+      <w:r>
+        <w:br w:type="page"/>
+      </w:r>
+    </w:p>
+    <w:p>
+      <w:pPr>
+        <w:pStyle w:val="Heading1"/>
+      </w:pPr>
+      <w:bookmarkStart w:id="0" w:name="_Toc226493747"/>
+      <w:r>
+        <w:lastRenderedPageBreak/>
+        <w:t>Contents</w:t>
+      </w:r>
+      <w:bookmarkEnd w:id="0"/>
+    </w:p>
+    <w:p>
+      <w:pPr>
+        <w:pStyle w:val="TOC1"/>
+        <w:tabs>
+          <w:tab w:val="right" w:leader="dot" w:pos="9595"/>
+        </w:tabs>
+        <w:rPr>
+          <w:noProof/>
+        </w:rPr>
+      </w:pPr>
+      <w:r>
+        <w:fldChar w:fldCharType="begin"/>
+      </w:r>
+      <w:r>
+        <w:instrText xml:space="preserve"> TOC \o "1-3" \h \z \u </w:instrText>
+      </w:r>
+      <w:r>
+        <w:fldChar w:fldCharType="separate"/>
+      </w:r>
+      <w:hyperlink w:anchor="_Toc226493747" w:history="1">
+        <w:r>
+          <w:rPr>
+            <w:rStyle w:val="Hyperlink"/>
+            <w:noProof/>
+          </w:rPr>
+          <w:t>Contents</w:t>
+        </w:r>
+        <w:r>
+          <w:rPr>
+            <w:noProof/>
+            <w:webHidden/>
+          </w:rPr>
+          <w:tab/>
+        </w:r>
+        <w:r>
+          <w:rPr>
+            <w:noProof/>
+            <w:webHidden/>
+          </w:rPr>
+          <w:fldChar w:fldCharType="begin"/>
+        </w:r>
+        <w:r>
+          <w:rPr>
+            <w:noProof/>
+            <w:webHidden/>
+          </w:rPr>
+          <w:instrText xml:space="preserve"> PAGEREF _Toc226493747 \h </w:instrText>
+        </w:r>
+        <w:r>
+          <w:rPr>
+            <w:noProof/>
+            <w:webHidden/>
+          </w:rPr>
+        </w:r>
+        <w:r>
+          <w:rPr>
+            <w:noProof/>
+            <w:webHidden/>
+          </w:rPr>
+          <w:fldChar w:fldCharType="separate"/>
+        </w:r>
+        <w:r>
+          <w:rPr>
+            <w:noProof/>
+            <w:webHidden/>
+          </w:rPr>
+          <w:t>2</w:t>
+        </w:r>
+        <w:r>
+          <w:rPr>
+            <w:noProof/>
+            <w:webHidden/>
+          </w:rPr>
+          <w:fldChar w:fldCharType="end"/>
+        </w:r>
+      </w:hyperlink>
+    </w:p>
+    <w:p>
+      <w:pPr>
+        <w:pStyle w:val="TOC1"/>
+        <w:tabs>
+          <w:tab w:val="right" w:leader="dot" w:pos="9595"/>
+        </w:tabs>
+        <w:rPr>
+          <w:noProof/>
+        </w:rPr>
+      </w:pPr>
+      <w:hyperlink w:anchor="_Toc226493748" w:history="1">
+        <w:r>
+          <w:rPr>
+            <w:rStyle w:val="Hyperlink"/>
+            <w:noProof/>
+          </w:rPr>
+          <w:t>1. Purpose of this guide</w:t>
+        </w:r>
+        <w:r>
+          <w:rPr>
+            <w:noProof/>
+            <w:webHidden/>
+          </w:rPr>
+          <w:tab/>
+        </w:r>
+        <w:r>
+          <w:rPr>
+            <w:noProof/>
+            <w:webHidden/>
+          </w:rPr>
+          <w:fldChar w:fldCharType="begin"/>
+        </w:r>
+        <w:r>
+          <w:rPr>
+            <w:noProof/>
+            <w:webHidden/>
+          </w:rPr>
+          <w:instrText xml:space="preserve"> PAGEREF _Toc226493748 \h </w:instrText>
+        </w:r>
+        <w:r>
+          <w:rPr>
+            <w:noProof/>
+            <w:webHidden/>
+          </w:rPr>
+        </w:r>
+        <w:r>
+          <w:rPr>
+            <w:noProof/>
+            <w:webHidden/>
+          </w:rPr>
+          <w:fldChar w:fldCharType="separate"/>
+        </w:r>
+        <w:r>
+          <w:rPr>
+            <w:noProof/>
+            <w:webHidden/>
+          </w:rPr>
+          <w:t>4</w:t>
+        </w:r>
+        <w:r>
+          <w:rPr>
+            <w:noProof/>
+            <w:webHidden/>
+          </w:rPr>
+          <w:fldChar w:fldCharType="end"/>
+        </w:r>
+      </w:hyperlink>
+    </w:p>
+    <w:p>
+      <w:pPr>
+        <w:pStyle w:val="TOC1"/>
+        <w:tabs>
+          <w:tab w:val="right" w:leader="dot" w:pos="9595"/>
+        </w:tabs>
+        <w:rPr>
+          <w:noProof/>
+        </w:rPr>
+      </w:pPr>
+      <w:hyperlink w:anchor="_Toc226493749" w:history="1">
+        <w:r>
+          <w:rPr>
+            <w:rStyle w:val="Hyperlink"/>
+            <w:noProof/>
+          </w:rPr>
+          <w:t>2. Signing in</w:t>
+        </w:r>
+        <w:r>
+          <w:rPr>
+            <w:noProof/>
+            <w:webHidden/>
+          </w:rPr>
+          <w:tab/>
+        </w:r>
+        <w:r>
+          <w:rPr>
+            <w:noProof/>
+            <w:webHidden/>
+          </w:rPr>
+          <w:fldChar w:fldCharType="begin"/>
+        </w:r>
+        <w:r>
+          <w:rPr>
+            <w:noProof/>
+            <w:webHidden/>
+          </w:rPr>
+          <w:instrText xml:space="preserve"> PAGEREF _Toc226493749 \h </w:instrText>
+        </w:r>
+        <w:r>
+          <w:rPr>
+            <w:noProof/>
+            <w:webHidden/>
+          </w:rPr>
+        </w:r>
+        <w:r>
+          <w:rPr>
+            <w:noProof/>
+            <w:webHidden/>
+          </w:rPr>
+          <w:fldChar w:fldCharType="separate"/>
+        </w:r>
+        <w:r>
+          <w:rPr>
+            <w:noProof/>
+            <w:webHidden/>
+          </w:rPr>
+          <w:t>4</w:t>
+        </w:r>
+        <w:r>
+          <w:rPr>
+            <w:noProof/>
+            <w:webHidden/>
+          </w:rPr>
+          <w:fldChar w:fldCharType="end"/>
+        </w:r>
+      </w:hyperlink>
+    </w:p>
+    <w:p>
+      <w:pPr>
+        <w:pStyle w:val="TOC1"/>
+        <w:tabs>
+          <w:tab w:val="right" w:leader="dot" w:pos="9595"/>
+        </w:tabs>
+        <w:rPr>
+          <w:noProof/>
+        </w:rPr>
+      </w:pPr>
+      <w:hyperlink w:anchor="_Toc226493750" w:history="1">
+        <w:r>
+          <w:rPr>
+            <w:rStyle w:val="Hyperlink"/>
+            <w:noProof/>
+          </w:rPr>
+          <w:t>3. Roles and access</w:t>
+        </w:r>
+        <w:r>
+          <w:rPr>
+            <w:noProof/>
+            <w:webHidden/>
+          </w:rPr>
+          <w:tab/>
+        </w:r>
+        <w:r>
+          <w:rPr>
+            <w:noProof/>
+            <w:webHidden/>
+          </w:rPr>
+          <w:fldChar w:fldCharType="begin"/>
+        </w:r>
+        <w:r>
+          <w:rPr>
+            <w:noProof/>
+            <w:webHidden/>
+          </w:rPr>
+          <w:instrText xml:space="preserve"> PAGEREF _Toc226493750 \h </w:instrText>
+        </w:r>
+        <w:r>
+          <w:rPr>
+            <w:noProof/>
+            <w:webHidden/>
+          </w:rPr>
+        </w:r>
+        <w:r>
+          <w:rPr>
+            <w:noProof/>
+            <w:webHidden/>
+          </w:rPr>
+          <w:fldChar w:fldCharType="separate"/>
+        </w:r>
+        <w:r>
+          <w:rPr>
+            <w:noProof/>
+            <w:webHidden/>
+          </w:rPr>
+          <w:t>5</w:t>
+        </w:r>
+        <w:r>
+          <w:rPr>
+            <w:noProof/>
+            <w:webHidden/>
+          </w:rPr>
+          <w:fldChar w:fldCharType="end"/>
+        </w:r>
+      </w:hyperlink>
+    </w:p>
+    <w:p>
+      <w:pPr>
+        <w:pStyle w:val="TOC1"/>
+        <w:tabs>
+          <w:tab w:val="right" w:leader="dot" w:pos="9595"/>
+        </w:tabs>
+        <w:rPr>
+          <w:noProof/>
+        </w:rPr>
+      </w:pPr>
+      <w:hyperlink w:anchor="_Toc226493751" w:history="1">
+        <w:r>
+          <w:rPr>
+            <w:rStyle w:val="Hyperlink"/>
+            <w:noProof/>
+          </w:rPr>
+          <w:t>4. Main areas of the dashboard</w:t>
+        </w:r>
+        <w:r>
+          <w:rPr>
+            <w:noProof/>
+            <w:webHidden/>
+          </w:rPr>
+          <w:tab/>
+        </w:r>
+        <w:r>
+          <w:rPr>
+            <w:noProof/>
+            <w:webHidden/>
+          </w:rPr>
+          <w:fldChar w:fldCharType="begin"/>
+        </w:r>
+        <w:r>
+          <w:rPr>
+            <w:noProof/>
+            <w:webHidden/>
+          </w:rPr>
+          <w:instrText xml:space="preserve"> PAGEREF _Toc226493751 \h </w:instrText>
+        </w:r>
+        <w:r>
+          <w:rPr>
+            <w:noProof/>
+            <w:webHidden/>
+          </w:rPr>
+        </w:r>
+        <w:r>
+          <w:rPr>
+            <w:noProof/>
+            <w:webHidden/>
+          </w:rPr>
+          <w:fldChar w:fldCharType="separate"/>
+        </w:r>
+        <w:r>
+          <w:rPr>
+            <w:noProof/>
+            <w:webHidden/>
+          </w:rPr>
+          <w:t>5</w:t>
+        </w:r>
+        <w:r>
+          <w:rPr>
+            <w:noProof/>
+            <w:webHidden/>
+          </w:rPr>
+          <w:fldChar w:fldCharType="end"/>
+        </w:r>
+      </w:hyperlink>
+    </w:p>
+    <w:p>
+      <w:pPr>
+        <w:pStyle w:val="TOC1"/>
+        <w:tabs>
+          <w:tab w:val="right" w:leader="dot" w:pos="9595"/>
+        </w:tabs>
+        <w:rPr>
+          <w:noProof/>
+        </w:rPr>
+      </w:pPr>
+      <w:hyperlink w:anchor="_Toc226493752" w:history="1">
+        <w:r>
+          <w:rPr>
+            <w:rStyle w:val="Hyperlink"/>
+            <w:noProof/>
+          </w:rPr>
+          <w:t>5. Shared controls: region, timeframe, and refresh</w:t>
+        </w:r>
+        <w:r>
+          <w:rPr>
+            <w:noProof/>
+            <w:webHidden/>
+          </w:rPr>
+          <w:tab/>
+        </w:r>
+        <w:r>
+          <w:rPr>
+            <w:noProof/>
+            <w:webHidden/>
+          </w:rPr>
+          <w:fldChar w:fldCharType="begin"/>
+        </w:r>
+        <w:r>
+          <w:rPr>
+            <w:noProof/>
+            <w:webHidden/>
+          </w:rPr>
+          <w:instrText xml:space="preserve"> PAGEREF _Toc226493752 \h </w:instrText>
+        </w:r>
+        <w:r>
+          <w:rPr>
+            <w:noProof/>
+            <w:webHidden/>
+          </w:rPr>
+        </w:r>
+        <w:r>
+          <w:rPr>
+            <w:noProof/>
+            <w:webHidden/>
+          </w:rPr>
+          <w:fldChar w:fldCharType="separate"/>
+        </w:r>
+        <w:r>
+          <w:rPr>
+            <w:noProof/>
+            <w:webHidden/>
+          </w:rPr>
+          <w:t>6</w:t>
+        </w:r>
+        <w:r>
+          <w:rPr>
+            <w:noProof/>
+            <w:webHidden/>
+          </w:rPr>
+          <w:fldChar w:fldCharType="end"/>
+        </w:r>
+      </w:hyperlink>
+    </w:p>
+    <w:p>
+      <w:pPr>
+        <w:pStyle w:val="TOC2"/>
+        <w:tabs>
+          <w:tab w:val="right" w:leader="dot" w:pos="9595"/>
+        </w:tabs>
+        <w:rPr>
+          <w:noProof/>
+        </w:rPr>
+      </w:pPr>
+      <w:hyperlink w:anchor="_Toc226493753" w:history="1">
+        <w:r>
+          <w:rPr>
+            <w:rStyle w:val="Hyperlink"/>
+            <w:noProof/>
+          </w:rPr>
+          <w:t>Region</w:t>
+        </w:r>
+        <w:r>
+          <w:rPr>
+            <w:noProof/>
+            <w:webHidden/>
+          </w:rPr>
+          <w:tab/>
+        </w:r>
+        <w:r>
+          <w:rPr>
+            <w:noProof/>
+            <w:webHidden/>
+          </w:rPr>
+          <w:fldChar w:fldCharType="begin"/>
+        </w:r>
+        <w:r>
+          <w:rPr>
+            <w:noProof/>
+            <w:webHidden/>
+          </w:rPr>
+          <w:instrText xml:space="preserve"> PAGEREF _Toc226493753 \h </w:instrText>
+        </w:r>
+        <w:r>
+          <w:rPr>
+            <w:noProof/>
+            <w:webHidden/>
+          </w:rPr>
+        </w:r>
+        <w:r>
+          <w:rPr>
+            <w:noProof/>
+            <w:webHidden/>
+          </w:rPr>
+          <w:fldChar w:fldCharType="separate"/>
+        </w:r>
+        <w:r>
+          <w:rPr>
+            <w:noProof/>
+            <w:webHidden/>
+          </w:rPr>
+          <w:t>6</w:t>
+        </w:r>
+        <w:r>
+          <w:rPr>
+            <w:noProof/>
+            <w:webHidden/>
+          </w:rPr>
+          <w:fldChar w:fldCharType="end"/>
+        </w:r>
+      </w:hyperlink>
+    </w:p>
+    <w:p>
+      <w:pPr>
+        <w:pStyle w:val="TOC2"/>
+        <w:tabs>
+          <w:tab w:val="right" w:leader="dot" w:pos="9595"/>
+        </w:tabs>
+        <w:rPr>
+          <w:noProof/>
+        </w:rPr>
+      </w:pPr>
+      <w:hyperlink w:anchor="_Toc226493754" w:history="1">
+        <w:r>
+          <w:rPr>
+            <w:rStyle w:val="Hyperlink"/>
+            <w:noProof/>
+          </w:rPr>
+          <w:t>Timeframe</w:t>
+        </w:r>
+        <w:r>
+          <w:rPr>
+            <w:noProof/>
+            <w:webHidden/>
+          </w:rPr>
+          <w:tab/>
+        </w:r>
+        <w:r>
+          <w:rPr>
+            <w:noProof/>
+            <w:webHidden/>
+          </w:rPr>
+          <w:fldChar w:fldCharType="begin"/>
+        </w:r>
+        <w:r>
+          <w:rPr>
+            <w:noProof/>
+            <w:webHidden/>
+          </w:rPr>
+          <w:instrText xml:space="preserve"> PAGEREF _Toc226493754 \h </w:instrText>
+        </w:r>
+        <w:r>
+          <w:rPr>
+            <w:noProof/>
+            <w:webHidden/>
+          </w:rPr>
+        </w:r>
+        <w:r>
+          <w:rPr>
+            <w:noProof/>
+            <w:webHidden/>
+          </w:rPr>
+          <w:fldChar w:fldCharType="separate"/>
+        </w:r>
+        <w:r>
+          <w:rPr>
+            <w:noProof/>
+            <w:webHidden/>
+          </w:rPr>
+          <w:t>6</w:t>
+        </w:r>
+        <w:r>
+          <w:rPr>
+            <w:noProof/>
+            <w:webHidden/>
+          </w:rPr>
+          <w:fldChar w:fldCharType="end"/>
+        </w:r>
+      </w:hyperlink>
+    </w:p>
+    <w:p>
+      <w:pPr>
+        <w:pStyle w:val="TOC2"/>
+        <w:tabs>
+          <w:tab w:val="right" w:leader="dot" w:pos="9595"/>
+        </w:tabs>
+        <w:rPr>
+          <w:noProof/>
+        </w:rPr>
+      </w:pPr>
+      <w:hyperlink w:anchor="_Toc226493755" w:history="1">
+        <w:r>
+          <w:rPr>
+            <w:rStyle w:val="Hyperlink"/>
+            <w:noProof/>
+          </w:rPr>
+          <w:t>Last Data Refresh</w:t>
+        </w:r>
+        <w:r>
+          <w:rPr>
+            <w:noProof/>
+            <w:webHidden/>
+          </w:rPr>
+          <w:tab/>
+        </w:r>
+        <w:r>
+          <w:rPr>
+            <w:noProof/>
+            <w:webHidden/>
+          </w:rPr>
+          <w:fldChar w:fldCharType="begin"/>
+        </w:r>
+        <w:r>
+          <w:rPr>
+            <w:noProof/>
+            <w:webHidden/>
+          </w:rPr>
+          <w:instrText xml:space="preserve"> PAGEREF _Toc226493755 \h </w:instrText>
+        </w:r>
+        <w:r>
+          <w:rPr>
+            <w:noProof/>
+            <w:webHidden/>
+          </w:rPr>
+        </w:r>
+        <w:r>
+          <w:rPr>
+            <w:noProof/>
+            <w:webHidden/>
+          </w:rPr>
+          <w:fldChar w:fldCharType="separate"/>
+        </w:r>
+        <w:r>
+          <w:rPr>
+            <w:noProof/>
+            <w:webHidden/>
+          </w:rPr>
+          <w:t>7</w:t>
+        </w:r>
+        <w:r>
+          <w:rPr>
+            <w:noProof/>
+            <w:webHidden/>
+          </w:rPr>
+          <w:fldChar w:fldCharType="end"/>
+        </w:r>
+      </w:hyperlink>
+    </w:p>
+    <w:p>
+      <w:pPr>
+        <w:pStyle w:val="TOC1"/>
+        <w:tabs>
+          <w:tab w:val="right" w:leader="dot" w:pos="9595"/>
+        </w:tabs>
+        <w:rPr>
+          <w:noProof/>
+        </w:rPr>
+      </w:pPr>
+      <w:hyperlink w:anchor="_Toc226493756" w:history="1">
+        <w:r>
+          <w:rPr>
+            <w:rStyle w:val="Hyperlink"/>
+            <w:noProof/>
+          </w:rPr>
+          <w:t>6. Using the KPI Dashboard</w:t>
+        </w:r>
+        <w:r>
+          <w:rPr>
+            <w:noProof/>
+            <w:webHidden/>
+          </w:rPr>
+          <w:tab/>
+        </w:r>
+        <w:r>
+          <w:rPr>
+            <w:noProof/>
+            <w:webHidden/>
+          </w:rPr>
+          <w:fldChar w:fldCharType="begin"/>
+        </w:r>
+        <w:r>
+          <w:rPr>
+            <w:noProof/>
+            <w:webHidden/>
+          </w:rPr>
+          <w:instrText xml:space="preserve"> PAGEREF _Toc226493756 \h </w:instrText>
+        </w:r>
+        <w:r>
+          <w:rPr>
+            <w:noProof/>
+            <w:webHidden/>
+          </w:rPr>
+        </w:r>
+        <w:r>
+          <w:rPr>
+            <w:noProof/>
+            <w:webHidden/>
+          </w:rPr>
+          <w:fldChar w:fldCharType="separate"/>
+        </w:r>
+        <w:r>
+          <w:rPr>
+            <w:noProof/>
+            <w:webHidden/>
+          </w:rPr>
+          <w:t>7</w:t>
+        </w:r>
+        <w:r>
+          <w:rPr>
+            <w:noProof/>
+            <w:webHidden/>
+          </w:rPr>
+          <w:fldChar w:fldCharType="end"/>
+        </w:r>
+      </w:hyperlink>
+    </w:p>
+    <w:p>
+      <w:pPr>
+        <w:pStyle w:val="TOC2"/>
+        <w:tabs>
+          <w:tab w:val="right" w:leader="dot" w:pos="9595"/>
+        </w:tabs>
+        <w:rPr>
+          <w:noProof/>
+        </w:rPr>
+      </w:pPr>
+      <w:hyperlink w:anchor="_Toc226493757" w:history="1">
+        <w:r>
+          <w:rPr>
+            <w:rStyle w:val="Hyperlink"/>
+            <w:noProof/>
+          </w:rPr>
+          <w:t>6.1 When to use KPI Dashboard</w:t>
+        </w:r>
+        <w:r>
+          <w:rPr>
+            <w:noProof/>
+            <w:webHidden/>
+          </w:rPr>
+          <w:tab/>
+        </w:r>
+        <w:r>
+          <w:rPr>
+            <w:noProof/>
+            <w:webHidden/>
+          </w:rPr>
+          <w:fldChar w:fldCharType="begin"/>
+        </w:r>
+        <w:r>
+          <w:rPr>
+            <w:noProof/>
+            <w:webHidden/>
+          </w:rPr>
+          <w:instrText xml:space="preserve"> PAGEREF _Toc226493757 \h </w:instrText>
+        </w:r>
+        <w:r>
+          <w:rPr>
+            <w:noProof/>
+            <w:webHidden/>
+          </w:rPr>
+        </w:r>
+        <w:r>
+          <w:rPr>
+            <w:noProof/>
+            <w:webHidden/>
+          </w:rPr>
+          <w:fldChar w:fldCharType="separate"/>
+        </w:r>
+        <w:r>
+          <w:rPr>
+            <w:noProof/>
+            <w:webHidden/>
+          </w:rPr>
+          <w:t>8</w:t>
+        </w:r>
+        <w:r>
+          <w:rPr>
+            <w:noProof/>
+            <w:webHidden/>
+          </w:rPr>
+          <w:fldChar w:fldCharType="end"/>
+        </w:r>
+      </w:hyperlink>
+    </w:p>
+    <w:p>
+      <w:pPr>
+        <w:pStyle w:val="TOC2"/>
+        <w:tabs>
+          <w:tab w:val="right" w:leader="dot" w:pos="9595"/>
+        </w:tabs>
+        <w:rPr>
+          <w:noProof/>
+        </w:rPr>
+      </w:pPr>
+      <w:hyperlink w:anchor="_Toc226493758" w:history="1">
+        <w:r>
+          <w:rPr>
+            <w:rStyle w:val="Hyperlink"/>
+            <w:noProof/>
+          </w:rPr>
+          <w:t>6.2 Step-by-step KPI workflow</w:t>
+        </w:r>
+        <w:r>
+          <w:rPr>
+            <w:noProof/>
+            <w:webHidden/>
+          </w:rPr>
+          <w:tab/>
+        </w:r>
+        <w:r>
+          <w:rPr>
+            <w:noProof/>
+            <w:webHidden/>
+          </w:rPr>
+          <w:fldChar w:fldCharType="begin"/>
+        </w:r>
+        <w:r>
+          <w:rPr>
+            <w:noProof/>
+            <w:webHidden/>
+          </w:rPr>
+          <w:instrText xml:space="preserve"> PAGEREF _Toc226493758 \h </w:instrText>
+        </w:r>
+        <w:r>
+          <w:rPr>
+            <w:noProof/>
+            <w:webHidden/>
+          </w:rPr>
+        </w:r>
+        <w:r>
+          <w:rPr>
+            <w:noProof/>
+            <w:webHidden/>
+          </w:rPr>
+          <w:fldChar w:fldCharType="separate"/>
+        </w:r>
+        <w:r>
+          <w:rPr>
+            <w:noProof/>
+            <w:webHidden/>
+          </w:rPr>
+          <w:t>8</w:t>
+        </w:r>
+        <w:r>
+          <w:rPr>
+            <w:noProof/>
+            <w:webHidden/>
+          </w:rPr>
+          <w:fldChar w:fldCharType="end"/>
+        </w:r>
+      </w:hyperlink>
+    </w:p>
+    <w:p>
+      <w:pPr>
+        <w:pStyle w:val="TOC1"/>
+        <w:tabs>
+          <w:tab w:val="right" w:leader="dot" w:pos="9595"/>
+        </w:tabs>
+        <w:rPr>
+          <w:noProof/>
+        </w:rPr>
+      </w:pPr>
+      <w:hyperlink w:anchor="_Toc226493759" w:history="1">
+        <w:r>
+          <w:rPr>
+            <w:rStyle w:val="Hyperlink"/>
+            <w:noProof/>
+          </w:rPr>
+          <w:t>7. How drill-down works</w:t>
+        </w:r>
+        <w:r>
+          <w:rPr>
+            <w:noProof/>
+            <w:webHidden/>
+          </w:rPr>
+          <w:tab/>
+        </w:r>
+        <w:r>
+          <w:rPr>
+            <w:noProof/>
+            <w:webHidden/>
+          </w:rPr>
+          <w:fldChar w:fldCharType="begin"/>
+        </w:r>
+        <w:r>
+          <w:rPr>
+            <w:noProof/>
+            <w:webHidden/>
+          </w:rPr>
+          <w:instrText xml:space="preserve"> PAGEREF _Toc226493759 \h </w:instrText>
+        </w:r>
+        <w:r>
+          <w:rPr>
+            <w:noProof/>
+            <w:webHidden/>
+          </w:rPr>
+        </w:r>
+        <w:r>
+          <w:rPr>
+            <w:noProof/>
+            <w:webHidden/>
+          </w:rPr>
+          <w:fldChar w:fldCharType="separate"/>
+        </w:r>
+        <w:r>
+          <w:rPr>
+            <w:noProof/>
+            <w:webHidden/>
+          </w:rPr>
+          <w:t>8</w:t>
+        </w:r>
+        <w:r>
+          <w:rPr>
+            <w:noProof/>
+            <w:webHidden/>
+          </w:rPr>
+          <w:fldChar w:fldCharType="end"/>
+        </w:r>
+      </w:hyperlink>
+    </w:p>
+    <w:p>
+      <w:pPr>
+        <w:pStyle w:val="TOC2"/>
+        <w:tabs>
+          <w:tab w:val="right" w:leader="dot" w:pos="9595"/>
+        </w:tabs>
+        <w:rPr>
+          <w:noProof/>
+        </w:rPr>
+      </w:pPr>
+      <w:hyperlink w:anchor="_Toc226493760" w:history="1">
+        <w:r>
+          <w:rPr>
+            <w:rStyle w:val="Hyperlink"/>
+            <w:noProof/>
+          </w:rPr>
+          <w:t>Important note about participant detail</w:t>
+        </w:r>
+        <w:r>
+          <w:rPr>
+            <w:noProof/>
+            <w:webHidden/>
+          </w:rPr>
+          <w:tab/>
+        </w:r>
+        <w:r>
+          <w:rPr>
+            <w:noProof/>
+            <w:webHidden/>
+          </w:rPr>
+          <w:fldChar w:fldCharType="begin"/>
+        </w:r>
+        <w:r>
+          <w:rPr>
+            <w:noProof/>
+            <w:webHidden/>
+          </w:rPr>
+          <w:instrText xml:space="preserve"> PAGEREF _Toc226493760 \h </w:instrText>
+        </w:r>
+        <w:r>
+          <w:rPr>
+            <w:noProof/>
+            <w:webHidden/>
+          </w:rPr>
+        </w:r>
+        <w:r>
+          <w:rPr>
+            <w:noProof/>
+            <w:webHidden/>
+          </w:rPr>
+          <w:fldChar w:fldCharType="separate"/>
+        </w:r>
+        <w:r>
+          <w:rPr>
+            <w:noProof/>
+            <w:webHidden/>
+          </w:rPr>
+          <w:t>9</w:t>
+        </w:r>
+        <w:r>
+          <w:rPr>
+            <w:noProof/>
+            <w:webHidden/>
+          </w:rPr>
+          <w:fldChar w:fldCharType="end"/>
+        </w:r>
+      </w:hyperlink>
+    </w:p>
+    <w:p>
+      <w:pPr>
+        <w:pStyle w:val="TOC1"/>
+        <w:tabs>
+          <w:tab w:val="right" w:leader="dot" w:pos="9595"/>
+        </w:tabs>
+        <w:rPr>
+          <w:noProof/>
+        </w:rPr>
+      </w:pPr>
+      <w:hyperlink w:anchor="_Toc226493761" w:history="1">
+        <w:r>
+          <w:rPr>
+            <w:rStyle w:val="Hyperlink"/>
+            <w:noProof/>
+          </w:rPr>
+          <w:t>8. Delivery demographics</w:t>
+        </w:r>
+        <w:r>
+          <w:rPr>
+            <w:noProof/>
+            <w:webHidden/>
+          </w:rPr>
+          <w:tab/>
+        </w:r>
+        <w:r>
+          <w:rPr>
+            <w:noProof/>
+            <w:webHidden/>
+          </w:rPr>
+          <w:fldChar w:fldCharType="begin"/>
+        </w:r>
+        <w:r>
+          <w:rPr>
+            <w:noProof/>
+            <w:webHidden/>
+          </w:rPr>
+          <w:instrText xml:space="preserve"> PAGEREF _Toc226493761 \h </w:instrText>
+        </w:r>
+        <w:r>
+          <w:rPr>
+            <w:noProof/>
+            <w:webHidden/>
+          </w:rPr>
+        </w:r>
+        <w:r>
+          <w:rPr>
+            <w:noProof/>
+            <w:webHidden/>
+          </w:rPr>
+          <w:fldChar w:fldCharType="separate"/>
+        </w:r>
+        <w:r>
+          <w:rPr>
+            <w:noProof/>
+            <w:webHidden/>
+          </w:rPr>
+          <w:t>9</w:t>
+        </w:r>
+        <w:r>
+          <w:rPr>
+            <w:noProof/>
+            <w:webHidden/>
+          </w:rPr>
+          <w:fldChar w:fldCharType="end"/>
+        </w:r>
+      </w:hyperlink>
+    </w:p>
+    <w:p>
+      <w:pPr>
+        <w:pStyle w:val="TOC1"/>
+        <w:tabs>
+          <w:tab w:val="right" w:leader="dot" w:pos="9595"/>
+        </w:tabs>
+        <w:rPr>
+          <w:noProof/>
+        </w:rPr>
+      </w:pPr>
+      <w:hyperlink w:anchor="_Toc226493762" w:history="1">
+        <w:r>
+          <w:rPr>
+            <w:rStyle w:val="Hyperlink"/>
+            <w:noProof/>
+          </w:rPr>
+          <w:t>9. Custom Reports Dashboard</w:t>
+        </w:r>
+        <w:r>
+          <w:rPr>
+            <w:noProof/>
+            <w:webHidden/>
+          </w:rPr>
+          <w:tab/>
+        </w:r>
+        <w:r>
+          <w:rPr>
+            <w:noProof/>
+            <w:webHidden/>
+          </w:rPr>
+          <w:fldChar w:fldCharType="begin"/>
+        </w:r>
+        <w:r>
+          <w:rPr>
+            <w:noProof/>
+            <w:webHidden/>
+          </w:rPr>
+          <w:instrText xml:space="preserve"> PAGEREF _Toc226493762 \h </w:instrText>
+        </w:r>
+        <w:r>
+          <w:rPr>
+            <w:noProof/>
+            <w:webHidden/>
+          </w:rPr>
+        </w:r>
+        <w:r>
+          <w:rPr>
+            <w:noProof/>
+            <w:webHidden/>
+          </w:rPr>
+          <w:fldChar w:fldCharType="separate"/>
+        </w:r>
+        <w:r>
+          <w:rPr>
+            <w:noProof/>
+            <w:webHidden/>
+          </w:rPr>
+          <w:t>9</w:t>
+        </w:r>
+        <w:r>
+          <w:rPr>
+            <w:noProof/>
+            <w:webHidden/>
+          </w:rPr>
+          <w:fldChar w:fldCharType="end"/>
+        </w:r>
+      </w:hyperlink>
+    </w:p>
+    <w:p>
+      <w:pPr>
+        <w:pStyle w:val="TOC2"/>
+        <w:tabs>
+          <w:tab w:val="right" w:leader="dot" w:pos="9595"/>
+        </w:tabs>
+        <w:rPr>
+          <w:noProof/>
+        </w:rPr>
+      </w:pPr>
+      <w:hyperlink w:anchor="_Toc226493763" w:history="1">
+        <w:r>
+          <w:rPr>
+            <w:rStyle w:val="Hyperlink"/>
+            <w:noProof/>
+          </w:rPr>
+          <w:t>9.1 Available datasets</w:t>
+        </w:r>
+        <w:r>
+          <w:rPr>
+            <w:noProof/>
+            <w:webHidden/>
+          </w:rPr>
+          <w:tab/>
+        </w:r>
+        <w:r>
+          <w:rPr>
+            <w:noProof/>
+            <w:webHidden/>
+          </w:rPr>
+          <w:fldChar w:fldCharType="begin"/>
+        </w:r>
+        <w:r>
+          <w:rPr>
+            <w:noProof/>
+            <w:webHidden/>
+          </w:rPr>
+          <w:instrText xml:space="preserve"> PAGEREF _Toc226493763 \h </w:instrText>
+        </w:r>
+        <w:r>
+          <w:rPr>
+            <w:noProof/>
+            <w:webHidden/>
+          </w:rPr>
+        </w:r>
+        <w:r>
+          <w:rPr>
+            <w:noProof/>
+            <w:webHidden/>
+          </w:rPr>
+          <w:fldChar w:fldCharType="separate"/>
+        </w:r>
+        <w:r>
+          <w:rPr>
+            <w:noProof/>
+            <w:webHidden/>
+          </w:rPr>
+          <w:t>10</w:t>
+        </w:r>
+        <w:r>
+          <w:rPr>
+            <w:noProof/>
+            <w:webHidden/>
+          </w:rPr>
+          <w:fldChar w:fldCharType="end"/>
+        </w:r>
+      </w:hyperlink>
+    </w:p>
+    <w:p>
+      <w:pPr>
+        <w:pStyle w:val="TOC2"/>
+        <w:tabs>
+          <w:tab w:val="right" w:leader="dot" w:pos="9595"/>
+        </w:tabs>
+        <w:rPr>
+          <w:noProof/>
+        </w:rPr>
+      </w:pPr>
+      <w:hyperlink w:anchor="_Toc226493764" w:history="1">
+        <w:r>
+          <w:rPr>
+            <w:rStyle w:val="Hyperlink"/>
+            <w:noProof/>
+          </w:rPr>
+          <w:t>9.2 Available output types</w:t>
+        </w:r>
+        <w:r>
+          <w:rPr>
+            <w:noProof/>
+            <w:webHidden/>
+          </w:rPr>
+          <w:tab/>
+        </w:r>
+        <w:r>
+          <w:rPr>
+            <w:noProof/>
+            <w:webHidden/>
+          </w:rPr>
+          <w:fldChar w:fldCharType="begin"/>
+        </w:r>
+        <w:r>
+          <w:rPr>
+            <w:noProof/>
+            <w:webHidden/>
+          </w:rPr>
+          <w:instrText xml:space="preserve"> PAGEREF _Toc226493764 \h </w:instrText>
+        </w:r>
+        <w:r>
+          <w:rPr>
+            <w:noProof/>
+            <w:webHidden/>
+          </w:rPr>
+        </w:r>
+        <w:r>
+          <w:rPr>
+            <w:noProof/>
+            <w:webHidden/>
+          </w:rPr>
+          <w:fldChar w:fldCharType="separate"/>
+        </w:r>
+        <w:r>
+          <w:rPr>
+            <w:noProof/>
+            <w:webHidden/>
+          </w:rPr>
+          <w:t>10</w:t>
+        </w:r>
+        <w:r>
+          <w:rPr>
+            <w:noProof/>
+            <w:webHidden/>
+          </w:rPr>
+          <w:fldChar w:fldCharType="end"/>
+        </w:r>
+      </w:hyperlink>
+    </w:p>
+    <w:p>
+      <w:pPr>
+        <w:pStyle w:val="TOC2"/>
+        <w:tabs>
+          <w:tab w:val="right" w:leader="dot" w:pos="9595"/>
+        </w:tabs>
+        <w:rPr>
+          <w:noProof/>
+        </w:rPr>
+      </w:pPr>
+      <w:hyperlink w:anchor="_Toc226493765" w:history="1">
+        <w:r>
+          <w:rPr>
+            <w:rStyle w:val="Hyperlink"/>
+            <w:noProof/>
+          </w:rPr>
+          <w:t>9.3 Main workflow</w:t>
+        </w:r>
+        <w:r>
+          <w:rPr>
+            <w:noProof/>
+            <w:webHidden/>
+          </w:rPr>
+          <w:tab/>
+        </w:r>
+        <w:r>
+          <w:rPr>
+            <w:noProof/>
+            <w:webHidden/>
+          </w:rPr>
+          <w:fldChar w:fldCharType="begin"/>
+        </w:r>
+        <w:r>
+          <w:rPr>
+            <w:noProof/>
+            <w:webHidden/>
+          </w:rPr>
+          <w:instrText xml:space="preserve"> PAGEREF _Toc226493765 \h </w:instrText>
+        </w:r>
+        <w:r>
+          <w:rPr>
+            <w:noProof/>
+            <w:webHidden/>
+          </w:rPr>
+        </w:r>
+        <w:r>
+          <w:rPr>
+            <w:noProof/>
+            <w:webHidden/>
+          </w:rPr>
+          <w:fldChar w:fldCharType="separate"/>
+        </w:r>
+        <w:r>
+          <w:rPr>
+            <w:noProof/>
+            <w:webHidden/>
+          </w:rPr>
+          <w:t>11</w:t>
+        </w:r>
+        <w:r>
+          <w:rPr>
+            <w:noProof/>
+            <w:webHidden/>
+          </w:rPr>
+          <w:fldChar w:fldCharType="end"/>
+        </w:r>
+      </w:hyperlink>
+    </w:p>
+    <w:p>
+      <w:pPr>
+        <w:pStyle w:val="TOC2"/>
+        <w:tabs>
+          <w:tab w:val="right" w:leader="dot" w:pos="9595"/>
+        </w:tabs>
+        <w:rPr>
+          <w:noProof/>
+        </w:rPr>
+      </w:pPr>
+      <w:hyperlink w:anchor="_Toc226493766" w:history="1">
+        <w:r>
+          <w:rPr>
+            <w:rStyle w:val="Hyperlink"/>
+            <w:noProof/>
+          </w:rPr>
+          <w:t>9.4 Understanding the two apply buttons</w:t>
+        </w:r>
+        <w:r>
+          <w:rPr>
+            <w:noProof/>
+            <w:webHidden/>
+          </w:rPr>
+          <w:tab/>
+        </w:r>
+        <w:r>
+          <w:rPr>
+            <w:noProof/>
+            <w:webHidden/>
+          </w:rPr>
+          <w:fldChar w:fldCharType="begin"/>
+        </w:r>
+        <w:r>
+          <w:rPr>
+            <w:noProof/>
+            <w:webHidden/>
+          </w:rPr>
+          <w:instrText xml:space="preserve"> PAGEREF _Toc226493766 \h </w:instrText>
+        </w:r>
+        <w:r>
+          <w:rPr>
+            <w:noProof/>
+            <w:webHidden/>
+          </w:rPr>
+        </w:r>
+        <w:r>
+          <w:rPr>
+            <w:noProof/>
+            <w:webHidden/>
+          </w:rPr>
+          <w:fldChar w:fldCharType="separate"/>
+        </w:r>
+        <w:r>
+          <w:rPr>
+            <w:noProof/>
+            <w:webHidden/>
+          </w:rPr>
+          <w:t>11</w:t>
+        </w:r>
+        <w:r>
+          <w:rPr>
+            <w:noProof/>
+            <w:webHidden/>
+          </w:rPr>
+          <w:fldChar w:fldCharType="end"/>
+        </w:r>
+      </w:hyperlink>
+    </w:p>
+    <w:p>
+      <w:pPr>
+        <w:pStyle w:val="TOC2"/>
+        <w:tabs>
+          <w:tab w:val="right" w:leader="dot" w:pos="9595"/>
+        </w:tabs>
+        <w:rPr>
+          <w:noProof/>
+        </w:rPr>
+      </w:pPr>
+      <w:hyperlink w:anchor="_Toc226493767" w:history="1">
+        <w:r>
+          <w:rPr>
+            <w:rStyle w:val="Hyperlink"/>
+            <w:noProof/>
+          </w:rPr>
+          <w:t>9.5 Advanced filters</w:t>
+        </w:r>
+        <w:r>
+          <w:rPr>
+            <w:noProof/>
+            <w:webHidden/>
+          </w:rPr>
+          <w:tab/>
+        </w:r>
+        <w:r>
+          <w:rPr>
+            <w:noProof/>
+            <w:webHidden/>
+          </w:rPr>
+          <w:fldChar w:fldCharType="begin"/>
+        </w:r>
+        <w:r>
+          <w:rPr>
+            <w:noProof/>
+            <w:webHidden/>
+          </w:rPr>
+          <w:instrText xml:space="preserve"> PAGEREF _Toc226493767 \h </w:instrText>
+        </w:r>
+        <w:r>
+          <w:rPr>
+            <w:noProof/>
+            <w:webHidden/>
+          </w:rPr>
+        </w:r>
+        <w:r>
+          <w:rPr>
+            <w:noProof/>
+            <w:webHidden/>
+          </w:rPr>
+          <w:fldChar w:fldCharType="separate"/>
+        </w:r>
+        <w:r>
+          <w:rPr>
+            <w:noProof/>
+            <w:webHidden/>
+          </w:rPr>
+          <w:t>11</w:t>
+        </w:r>
+        <w:r>
+          <w:rPr>
+            <w:noProof/>
+            <w:webHidden/>
+          </w:rPr>
+          <w:fldChar w:fldCharType="end"/>
+        </w:r>
+      </w:hyperlink>
+    </w:p>
+    <w:p>
+      <w:pPr>
+        <w:pStyle w:val="TOC2"/>
+        <w:tabs>
+          <w:tab w:val="right" w:leader="dot" w:pos="9595"/>
+        </w:tabs>
+        <w:rPr>
+          <w:noProof/>
+        </w:rPr>
+      </w:pPr>
+      <w:hyperlink w:anchor="_Toc226493768" w:history="1">
+        <w:r>
+          <w:rPr>
+            <w:rStyle w:val="Hyperlink"/>
+            <w:noProof/>
+          </w:rPr>
+          <w:t>9.6 If a report returns no rows</w:t>
+        </w:r>
+        <w:r>
+          <w:rPr>
+            <w:noProof/>
+            <w:webHidden/>
+          </w:rPr>
+          <w:tab/>
+        </w:r>
+        <w:r>
+          <w:rPr>
+            <w:noProof/>
+            <w:webHidden/>
+          </w:rPr>
+          <w:fldChar w:fldCharType="begin"/>
+        </w:r>
+        <w:r>
+          <w:rPr>
+            <w:noProof/>
+            <w:webHidden/>
+          </w:rPr>
+          <w:instrText xml:space="preserve"> PAGEREF _Toc226493768 \h </w:instrText>
+        </w:r>
+        <w:r>
+          <w:rPr>
+            <w:noProof/>
+            <w:webHidden/>
+          </w:rPr>
+        </w:r>
+        <w:r>
+          <w:rPr>
+            <w:noProof/>
+            <w:webHidden/>
+          </w:rPr>
+          <w:fldChar w:fldCharType="separate"/>
+        </w:r>
+        <w:r>
+          <w:rPr>
+            <w:noProof/>
+            <w:webHidden/>
+          </w:rPr>
+          <w:t>11</w:t>
+        </w:r>
+        <w:r>
+          <w:rPr>
+            <w:noProof/>
+            <w:webHidden/>
+          </w:rPr>
+          <w:fldChar w:fldCharType="end"/>
+        </w:r>
+      </w:hyperlink>
+    </w:p>
+    <w:p>
+      <w:pPr>
+        <w:pStyle w:val="TOC1"/>
+        <w:tabs>
+          <w:tab w:val="right" w:leader="dot" w:pos="9595"/>
+        </w:tabs>
+        <w:rPr>
+          <w:noProof/>
+        </w:rPr>
+      </w:pPr>
+      <w:hyperlink w:anchor="_Toc226493769" w:history="1">
+        <w:r>
+          <w:rPr>
+            <w:rStyle w:val="Hyperlink"/>
+            <w:noProof/>
+          </w:rPr>
+          <w:t>10. Case Studies</w:t>
+        </w:r>
+        <w:r>
+          <w:rPr>
+            <w:noProof/>
+            <w:webHidden/>
+          </w:rPr>
+          <w:tab/>
+        </w:r>
+        <w:r>
+          <w:rPr>
+            <w:noProof/>
+            <w:webHidden/>
+          </w:rPr>
+          <w:fldChar w:fldCharType="begin"/>
+        </w:r>
+        <w:r>
+          <w:rPr>
+            <w:noProof/>
+            <w:webHidden/>
+          </w:rPr>
+          <w:instrText xml:space="preserve"> PAGEREF _Toc226493769 \h </w:instrText>
+        </w:r>
+        <w:r>
+          <w:rPr>
+            <w:noProof/>
+            <w:webHidden/>
+          </w:rPr>
+        </w:r>
+        <w:r>
+          <w:rPr>
+            <w:noProof/>
+            <w:webHidden/>
+          </w:rPr>
+          <w:fldChar w:fldCharType="separate"/>
+        </w:r>
+        <w:r>
+          <w:rPr>
+            <w:noProof/>
+            <w:webHidden/>
+          </w:rPr>
+          <w:t>12</w:t>
+        </w:r>
+        <w:r>
+          <w:rPr>
+            <w:noProof/>
+            <w:webHidden/>
+          </w:rPr>
+          <w:fldChar w:fldCharType="end"/>
+        </w:r>
+      </w:hyperlink>
+    </w:p>
+    <w:p>
+      <w:pPr>
+        <w:pStyle w:val="TOC2"/>
+        <w:tabs>
+          <w:tab w:val="right" w:leader="dot" w:pos="9595"/>
+        </w:tabs>
+        <w:rPr>
+          <w:noProof/>
+        </w:rPr>
+      </w:pPr>
+      <w:hyperlink w:anchor="_Toc226493770" w:history="1">
+        <w:r>
+          <w:rPr>
+            <w:rStyle w:val="Hyperlink"/>
+            <w:noProof/>
+          </w:rPr>
+          <w:t>10.1 Reading case studies</w:t>
+        </w:r>
+        <w:r>
+          <w:rPr>
+            <w:noProof/>
+            <w:webHidden/>
+          </w:rPr>
+          <w:tab/>
+        </w:r>
+        <w:r>
+          <w:rPr>
+            <w:noProof/>
+            <w:webHidden/>
+          </w:rPr>
+          <w:fldChar w:fldCharType="begin"/>
+        </w:r>
+        <w:r>
+          <w:rPr>
+            <w:noProof/>
+            <w:webHidden/>
+          </w:rPr>
+          <w:instrText xml:space="preserve"> PAGEREF _Toc226493770 \h </w:instrText>
+        </w:r>
+        <w:r>
+          <w:rPr>
+            <w:noProof/>
+            <w:webHidden/>
+          </w:rPr>
+        </w:r>
+        <w:r>
+          <w:rPr>
+            <w:noProof/>
+            <w:webHidden/>
+          </w:rPr>
+          <w:fldChar w:fldCharType="separate"/>
+        </w:r>
+        <w:r>
+          <w:rPr>
+            <w:noProof/>
+            <w:webHidden/>
+          </w:rPr>
+          <w:t>12</w:t>
+        </w:r>
+        <w:r>
+          <w:rPr>
+            <w:noProof/>
+            <w:webHidden/>
+          </w:rPr>
+          <w:fldChar w:fldCharType="end"/>
+        </w:r>
+      </w:hyperlink>
+    </w:p>
+    <w:p>
+      <w:pPr>
+        <w:pStyle w:val="TOC2"/>
+        <w:tabs>
+          <w:tab w:val="right" w:leader="dot" w:pos="9595"/>
+        </w:tabs>
+        <w:rPr>
+          <w:noProof/>
+        </w:rPr>
+      </w:pPr>
+      <w:hyperlink w:anchor="_Toc226493771" w:history="1">
+        <w:r>
+          <w:rPr>
+            <w:rStyle w:val="Hyperlink"/>
+            <w:noProof/>
+          </w:rPr>
+          <w:t>10.2 Adding a case study</w:t>
+        </w:r>
+        <w:r>
+          <w:rPr>
+            <w:noProof/>
+            <w:webHidden/>
+          </w:rPr>
+          <w:tab/>
+        </w:r>
+        <w:r>
+          <w:rPr>
+            <w:noProof/>
+            <w:webHidden/>
+          </w:rPr>
+          <w:fldChar w:fldCharType="begin"/>
+        </w:r>
+        <w:r>
+          <w:rPr>
+            <w:noProof/>
+            <w:webHidden/>
+          </w:rPr>
+          <w:instrText xml:space="preserve"> PAGEREF _Toc226493771 \h </w:instrText>
+        </w:r>
+        <w:r>
+          <w:rPr>
+            <w:noProof/>
+            <w:webHidden/>
+          </w:rPr>
+        </w:r>
+        <w:r>
+          <w:rPr>
+            <w:noProof/>
+            <w:webHidden/>
+          </w:rPr>
+          <w:fldChar w:fldCharType="separate"/>
+        </w:r>
+        <w:r>
+          <w:rPr>
+            <w:noProof/>
+            <w:webHidden/>
+          </w:rPr>
+          <w:t>12</w:t>
+        </w:r>
+        <w:r>
+          <w:rPr>
+            <w:noProof/>
+            <w:webHidden/>
+          </w:rPr>
+          <w:fldChar w:fldCharType="end"/>
+        </w:r>
+      </w:hyperlink>
+    </w:p>
+    <w:p>
+      <w:pPr>
+        <w:pStyle w:val="TOC1"/>
+        <w:tabs>
+          <w:tab w:val="right" w:leader="dot" w:pos="9595"/>
+        </w:tabs>
+        <w:rPr>
+          <w:noProof/>
+        </w:rPr>
+      </w:pPr>
+      <w:hyperlink w:anchor="_Toc226493772" w:history="1">
+        <w:r>
+          <w:rPr>
+            <w:rStyle w:val="Hyperlink"/>
+            <w:noProof/>
+          </w:rPr>
+          <w:t>11. Data Request Form</w:t>
+        </w:r>
+        <w:r>
+          <w:rPr>
+            <w:noProof/>
+            <w:webHidden/>
+          </w:rPr>
+          <w:tab/>
+        </w:r>
+        <w:r>
+          <w:rPr>
+            <w:noProof/>
+            <w:webHidden/>
+          </w:rPr>
+          <w:fldChar w:fldCharType="begin"/>
+        </w:r>
+        <w:r>
+          <w:rPr>
+            <w:noProof/>
+            <w:webHidden/>
+          </w:rPr>
+          <w:instrText xml:space="preserve"> PAGEREF _Toc226493772 \h </w:instrText>
+        </w:r>
+        <w:r>
+          <w:rPr>
+            <w:noProof/>
+            <w:webHidden/>
+          </w:rPr>
+        </w:r>
+        <w:r>
+          <w:rPr>
+            <w:noProof/>
+            <w:webHidden/>
+          </w:rPr>
+          <w:fldChar w:fldCharType="separate"/>
+        </w:r>
+        <w:r>
+          <w:rPr>
+            <w:noProof/>
+            <w:webHidden/>
+          </w:rPr>
+          <w:t>12</w:t>
+        </w:r>
+        <w:r>
+          <w:rPr>
+            <w:noProof/>
+            <w:webHidden/>
+          </w:rPr>
+          <w:fldChar w:fldCharType="end"/>
+        </w:r>
+      </w:hyperlink>
+    </w:p>
+    <w:p>
+      <w:pPr>
+        <w:pStyle w:val="TOC2"/>
+        <w:tabs>
+          <w:tab w:val="right" w:leader="dot" w:pos="9595"/>
+        </w:tabs>
+        <w:rPr>
+          <w:noProof/>
+        </w:rPr>
+      </w:pPr>
+      <w:hyperlink w:anchor="_Toc226493773" w:history="1">
+        <w:r>
+          <w:rPr>
+            <w:rStyle w:val="Hyperlink"/>
+            <w:noProof/>
+          </w:rPr>
+          <w:t>11.1 Step-by-step workflow</w:t>
+        </w:r>
+        <w:r>
+          <w:rPr>
+            <w:noProof/>
+            <w:webHidden/>
+          </w:rPr>
+          <w:tab/>
+        </w:r>
+        <w:r>
+          <w:rPr>
+            <w:noProof/>
+            <w:webHidden/>
+          </w:rPr>
+          <w:fldChar w:fldCharType="begin"/>
+        </w:r>
+        <w:r>
+          <w:rPr>
+            <w:noProof/>
+            <w:webHidden/>
+          </w:rPr>
+          <w:instrText xml:space="preserve"> PAGEREF _Toc226493773 \h </w:instrText>
+        </w:r>
+        <w:r>
+          <w:rPr>
+            <w:noProof/>
+            <w:webHidden/>
+          </w:rPr>
+        </w:r>
+        <w:r>
+          <w:rPr>
+            <w:noProof/>
+            <w:webHidden/>
+          </w:rPr>
+          <w:fldChar w:fldCharType="separate"/>
+        </w:r>
+        <w:r>
+          <w:rPr>
+            <w:noProof/>
+            <w:webHidden/>
+          </w:rPr>
+          <w:t>13</w:t>
+        </w:r>
+        <w:r>
+          <w:rPr>
+            <w:noProof/>
+            <w:webHidden/>
+          </w:rPr>
+          <w:fldChar w:fldCharType="end"/>
+        </w:r>
+      </w:hyperlink>
+    </w:p>
+    <w:p>
+      <w:pPr>
+        <w:pStyle w:val="TOC2"/>
+        <w:tabs>
+          <w:tab w:val="right" w:leader="dot" w:pos="9595"/>
+        </w:tabs>
+        <w:rPr>
+          <w:noProof/>
+        </w:rPr>
+      </w:pPr>
+      <w:hyperlink w:anchor="_Toc226493774" w:history="1">
+        <w:r>
+          <w:rPr>
+            <w:rStyle w:val="Hyperlink"/>
+            <w:noProof/>
+          </w:rPr>
+          <w:t>11.2 What happens next</w:t>
+        </w:r>
+        <w:r>
+          <w:rPr>
+            <w:noProof/>
+            <w:webHidden/>
+          </w:rPr>
+          <w:tab/>
+        </w:r>
+        <w:r>
+          <w:rPr>
+            <w:noProof/>
+            <w:webHidden/>
+          </w:rPr>
+          <w:fldChar w:fldCharType="begin"/>
+        </w:r>
+        <w:r>
+          <w:rPr>
+            <w:noProof/>
+            <w:webHidden/>
+          </w:rPr>
+          <w:instrText xml:space="preserve"> PAGEREF _Toc226493774 \h </w:instrText>
+        </w:r>
+        <w:r>
+          <w:rPr>
+            <w:noProof/>
+            <w:webHidden/>
+          </w:rPr>
+        </w:r>
+        <w:r>
+          <w:rPr>
+            <w:noProof/>
+            <w:webHidden/>
+          </w:rPr>
+          <w:fldChar w:fldCharType="separate"/>
+        </w:r>
+        <w:r>
+          <w:rPr>
+            <w:noProof/>
+            <w:webHidden/>
+          </w:rPr>
+          <w:t>13</w:t>
+        </w:r>
+        <w:r>
+          <w:rPr>
+            <w:noProof/>
+            <w:webHidden/>
+          </w:rPr>
+          <w:fldChar w:fldCharType="end"/>
+        </w:r>
+      </w:hyperlink>
+    </w:p>
+    <w:p>
+      <w:pPr>
+        <w:pStyle w:val="TOC1"/>
+        <w:tabs>
+          <w:tab w:val="right" w:leader="dot" w:pos="9595"/>
+        </w:tabs>
+        <w:rPr>
+          <w:noProof/>
+        </w:rPr>
+      </w:pPr>
+      <w:hyperlink w:anchor="_Toc226493775" w:history="1">
+        <w:r>
+          <w:rPr>
+            <w:rStyle w:val="Hyperlink"/>
+            <w:noProof/>
+          </w:rPr>
+          <w:t>12. ML Dashboard</w:t>
+        </w:r>
+        <w:r>
+          <w:rPr>
+            <w:noProof/>
+            <w:webHidden/>
+          </w:rPr>
+          <w:tab/>
+        </w:r>
+        <w:r>
+          <w:rPr>
+            <w:noProof/>
+            <w:webHidden/>
+          </w:rPr>
+          <w:fldChar w:fldCharType="begin"/>
+        </w:r>
+        <w:r>
+          <w:rPr>
+            <w:noProof/>
+            <w:webHidden/>
+          </w:rPr>
+          <w:instrText xml:space="preserve"> PAGEREF _Toc226493775 \h </w:instrText>
+        </w:r>
+        <w:r>
+          <w:rPr>
+            <w:noProof/>
+            <w:webHidden/>
+          </w:rPr>
+        </w:r>
+        <w:r>
+          <w:rPr>
+            <w:noProof/>
+            <w:webHidden/>
+          </w:rPr>
+          <w:fldChar w:fldCharType="separate"/>
+        </w:r>
+        <w:r>
+          <w:rPr>
+            <w:noProof/>
+            <w:webHidden/>
+          </w:rPr>
+          <w:t>13</w:t>
+        </w:r>
+        <w:r>
+          <w:rPr>
+            <w:noProof/>
+            <w:webHidden/>
+          </w:rPr>
+          <w:fldChar w:fldCharType="end"/>
+        </w:r>
+      </w:hyperlink>
+    </w:p>
+    <w:p>
+      <w:pPr>
+        <w:pStyle w:val="TOC1"/>
+        <w:tabs>
+          <w:tab w:val="right" w:leader="dot" w:pos="9595"/>
+        </w:tabs>
+        <w:rPr>
+          <w:noProof/>
+        </w:rPr>
+      </w:pPr>
+      <w:hyperlink w:anchor="_Toc226493776" w:history="1">
+        <w:r>
+          <w:rPr>
+            <w:rStyle w:val="Hyperlink"/>
+            <w:noProof/>
+          </w:rPr>
+          <w:t>13. Admin-only actions</w:t>
+        </w:r>
+        <w:r>
+          <w:rPr>
+            <w:noProof/>
+            <w:webHidden/>
+          </w:rPr>
+          <w:tab/>
+        </w:r>
+        <w:r>
+          <w:rPr>
+            <w:noProof/>
+            <w:webHidden/>
+          </w:rPr>
+          <w:fldChar w:fldCharType="begin"/>
+        </w:r>
+        <w:r>
+          <w:rPr>
+            <w:noProof/>
+            <w:webHidden/>
+          </w:rPr>
+          <w:instrText xml:space="preserve"> PAGEREF _Toc226493776 \h </w:instrText>
+        </w:r>
+        <w:r>
+          <w:rPr>
+            <w:noProof/>
+            <w:webHidden/>
+          </w:rPr>
+        </w:r>
+        <w:r>
+          <w:rPr>
+            <w:noProof/>
+            <w:webHidden/>
+          </w:rPr>
+          <w:fldChar w:fldCharType="separate"/>
+        </w:r>
+        <w:r>
+          <w:rPr>
+            <w:noProof/>
+            <w:webHidden/>
+          </w:rPr>
+          <w:t>14</w:t>
+        </w:r>
+        <w:r>
+          <w:rPr>
+            <w:noProof/>
+            <w:webHidden/>
+          </w:rPr>
+          <w:fldChar w:fldCharType="end"/>
+        </w:r>
+      </w:hyperlink>
+    </w:p>
+    <w:p>
+      <w:pPr>
+        <w:pStyle w:val="TOC1"/>
+        <w:tabs>
+          <w:tab w:val="right" w:leader="dot" w:pos="9595"/>
+        </w:tabs>
+        <w:rPr>
+          <w:noProof/>
+        </w:rPr>
+      </w:pPr>
+      <w:hyperlink w:anchor="_Toc226493777" w:history="1">
+        <w:r>
+          <w:rPr>
+            <w:rStyle w:val="Hyperlink"/>
+            <w:noProof/>
+          </w:rPr>
+          <w:t>14. Troubleshooting</w:t>
+        </w:r>
+        <w:r>
+          <w:rPr>
+            <w:noProof/>
+            <w:webHidden/>
+          </w:rPr>
+          <w:tab/>
+        </w:r>
+        <w:r>
+          <w:rPr>
+            <w:noProof/>
+            <w:webHidden/>
+          </w:rPr>
+          <w:fldChar w:fldCharType="begin"/>
+        </w:r>
+        <w:r>
+          <w:rPr>
+            <w:noProof/>
+            <w:webHidden/>
+          </w:rPr>
+          <w:instrText xml:space="preserve"> PAGEREF _Toc226493777 \h </w:instrText>
+        </w:r>
+        <w:r>
+          <w:rPr>
+            <w:noProof/>
+            <w:webHidden/>
+          </w:rPr>
+        </w:r>
+        <w:r>
+          <w:rPr>
+            <w:noProof/>
+            <w:webHidden/>
+          </w:rPr>
+          <w:fldChar w:fldCharType="separate"/>
+        </w:r>
+        <w:r>
+          <w:rPr>
+            <w:noProof/>
+            <w:webHidden/>
+          </w:rPr>
+          <w:t>14</w:t>
+        </w:r>
+        <w:r>
+          <w:rPr>
+            <w:noProof/>
+            <w:webHidden/>
+          </w:rPr>
+          <w:fldChar w:fldCharType="end"/>
+        </w:r>
+      </w:hyperlink>
+    </w:p>
+    <w:p>
+      <w:pPr>
+        <w:pStyle w:val="TOC2"/>
+        <w:tabs>
+          <w:tab w:val="right" w:leader="dot" w:pos="9595"/>
+        </w:tabs>
+        <w:rPr>
+          <w:noProof/>
+        </w:rPr>
+      </w:pPr>
+      <w:hyperlink w:anchor="_Toc226493778" w:history="1">
+        <w:r>
+          <w:rPr>
+            <w:rStyle w:val="Hyperlink"/>
+            <w:noProof/>
+          </w:rPr>
+          <w:t>The page looks slow</w:t>
+        </w:r>
+        <w:r>
+          <w:rPr>
+            <w:noProof/>
+            <w:webHidden/>
+          </w:rPr>
+          <w:tab/>
+        </w:r>
+        <w:r>
+          <w:rPr>
+            <w:noProof/>
+            <w:webHidden/>
+          </w:rPr>
+          <w:fldChar w:fldCharType="begin"/>
+        </w:r>
+        <w:r>
+          <w:rPr>
+            <w:noProof/>
+            <w:webHidden/>
+          </w:rPr>
+          <w:instrText xml:space="preserve"> PAGEREF _Toc226493778 \h </w:instrText>
+        </w:r>
+        <w:r>
+          <w:rPr>
+            <w:noProof/>
+            <w:webHidden/>
+          </w:rPr>
+        </w:r>
+        <w:r>
+          <w:rPr>
+            <w:noProof/>
+            <w:webHidden/>
+          </w:rPr>
+          <w:fldChar w:fldCharType="separate"/>
+        </w:r>
+        <w:r>
+          <w:rPr>
+            <w:noProof/>
+            <w:webHidden/>
+          </w:rPr>
+          <w:t>14</w:t>
+        </w:r>
+        <w:r>
+          <w:rPr>
+            <w:noProof/>
+            <w:webHidden/>
+          </w:rPr>
+          <w:fldChar w:fldCharType="end"/>
+        </w:r>
+      </w:hyperlink>
+    </w:p>
+    <w:p>
+      <w:pPr>
+        <w:pStyle w:val="TOC2"/>
+        <w:tabs>
+          <w:tab w:val="right" w:leader="dot" w:pos="9595"/>
+        </w:tabs>
+        <w:rPr>
+          <w:noProof/>
+        </w:rPr>
+      </w:pPr>
+      <w:hyperlink w:anchor="_Toc226493779" w:history="1">
+        <w:r>
+          <w:rPr>
+            <w:rStyle w:val="Hyperlink"/>
+            <w:noProof/>
+          </w:rPr>
+          <w:t>I cannot see participant names</w:t>
+        </w:r>
+        <w:r>
+          <w:rPr>
+            <w:noProof/>
+            <w:webHidden/>
+          </w:rPr>
+          <w:tab/>
+        </w:r>
+        <w:r>
+          <w:rPr>
+            <w:noProof/>
+            <w:webHidden/>
+          </w:rPr>
+          <w:fldChar w:fldCharType="begin"/>
+        </w:r>
+        <w:r>
+          <w:rPr>
+            <w:noProof/>
+            <w:webHidden/>
+          </w:rPr>
+          <w:instrText xml:space="preserve"> PAGEREF _Toc226493779 \h </w:instrText>
+        </w:r>
+        <w:r>
+          <w:rPr>
+            <w:noProof/>
+            <w:webHidden/>
+          </w:rPr>
+        </w:r>
+        <w:r>
+          <w:rPr>
+            <w:noProof/>
+            <w:webHidden/>
+          </w:rPr>
+          <w:fldChar w:fldCharType="separate"/>
+        </w:r>
+        <w:r>
+          <w:rPr>
+            <w:noProof/>
+            <w:webHidden/>
+          </w:rPr>
+          <w:t>14</w:t>
+        </w:r>
+        <w:r>
+          <w:rPr>
+            <w:noProof/>
+            <w:webHidden/>
+          </w:rPr>
+          <w:fldChar w:fldCharType="end"/>
+        </w:r>
+      </w:hyperlink>
+    </w:p>
+    <w:p>
+      <w:pPr>
+        <w:pStyle w:val="TOC2"/>
+        <w:tabs>
+          <w:tab w:val="right" w:leader="dot" w:pos="9595"/>
+        </w:tabs>
+        <w:rPr>
+          <w:noProof/>
+        </w:rPr>
+      </w:pPr>
+      <w:hyperlink w:anchor="_Toc226493780" w:history="1">
+        <w:r>
+          <w:rPr>
+            <w:rStyle w:val="Hyperlink"/>
+            <w:noProof/>
+          </w:rPr>
+          <w:t>I see no data</w:t>
+        </w:r>
+        <w:r>
+          <w:rPr>
+            <w:noProof/>
+            <w:webHidden/>
+          </w:rPr>
+          <w:tab/>
+        </w:r>
+        <w:r>
+          <w:rPr>
+            <w:noProof/>
+            <w:webHidden/>
+          </w:rPr>
+          <w:fldChar w:fldCharType="begin"/>
+        </w:r>
+        <w:r>
+          <w:rPr>
+            <w:noProof/>
+            <w:webHidden/>
+          </w:rPr>
+          <w:instrText xml:space="preserve"> PAGEREF _Toc226493780 \h </w:instrText>
+        </w:r>
+        <w:r>
+          <w:rPr>
+            <w:noProof/>
+            <w:webHidden/>
+          </w:rPr>
+        </w:r>
+        <w:r>
+          <w:rPr>
+            <w:noProof/>
+            <w:webHidden/>
+          </w:rPr>
+          <w:fldChar w:fldCharType="separate"/>
+        </w:r>
+        <w:r>
+          <w:rPr>
+            <w:noProof/>
+            <w:webHidden/>
+          </w:rPr>
+          <w:t>15</w:t>
+        </w:r>
+        <w:r>
+          <w:rPr>
+            <w:noProof/>
+            <w:webHidden/>
+          </w:rPr>
+          <w:fldChar w:fldCharType="end"/>
+        </w:r>
+      </w:hyperlink>
+    </w:p>
+    <w:p>
+      <w:pPr>
+        <w:pStyle w:val="TOC2"/>
+        <w:tabs>
+          <w:tab w:val="right" w:leader="dot" w:pos="9595"/>
+        </w:tabs>
+        <w:rPr>
+          <w:noProof/>
+        </w:rPr>
+      </w:pPr>
+      <w:hyperlink w:anchor="_Toc226493781" w:history="1">
+        <w:r>
+          <w:rPr>
+            <w:rStyle w:val="Hyperlink"/>
+            <w:noProof/>
+          </w:rPr>
+          <w:t>A report is not changing</w:t>
+        </w:r>
+        <w:r>
+          <w:rPr>
+            <w:noProof/>
+            <w:webHidden/>
+          </w:rPr>
+          <w:tab/>
+        </w:r>
+        <w:r>
+          <w:rPr>
+            <w:noProof/>
+            <w:webHidden/>
+          </w:rPr>
+          <w:fldChar w:fldCharType="begin"/>
+        </w:r>
+        <w:r>
+          <w:rPr>
+            <w:noProof/>
+            <w:webHidden/>
+          </w:rPr>
+          <w:instrText xml:space="preserve"> PAGEREF _Toc226493781 \h </w:instrText>
+        </w:r>
+        <w:r>
+          <w:rPr>
+            <w:noProof/>
+            <w:webHidden/>
+          </w:rPr>
+        </w:r>
+        <w:r>
+          <w:rPr>
+            <w:noProof/>
+            <w:webHidden/>
+          </w:rPr>
+          <w:fldChar w:fldCharType="separate"/>
+        </w:r>
+        <w:r>
+          <w:rPr>
+            <w:noProof/>
+            <w:webHidden/>
+          </w:rPr>
+          <w:t>15</w:t>
+        </w:r>
+        <w:r>
+          <w:rPr>
+            <w:noProof/>
+            <w:webHidden/>
+          </w:rPr>
+          <w:fldChar w:fldCharType="end"/>
+        </w:r>
+      </w:hyperlink>
+    </w:p>
+    <w:p>
+      <w:pPr>
+        <w:pStyle w:val="TOC2"/>
+        <w:tabs>
+          <w:tab w:val="right" w:leader="dot" w:pos="9595"/>
+        </w:tabs>
+        <w:rPr>
+          <w:noProof/>
+        </w:rPr>
+      </w:pPr>
+      <w:hyperlink w:anchor="_Toc226493782" w:history="1">
+        <w:r>
+          <w:rPr>
+            <w:rStyle w:val="Hyperlink"/>
+            <w:noProof/>
+          </w:rPr>
+          <w:t>The dashboard looks out of date</w:t>
+        </w:r>
+        <w:r>
+          <w:rPr>
+            <w:noProof/>
+            <w:webHidden/>
+          </w:rPr>
+          <w:tab/>
+        </w:r>
+        <w:r>
+          <w:rPr>
+            <w:noProof/>
+            <w:webHidden/>
+          </w:rPr>
+          <w:fldChar w:fldCharType="begin"/>
+        </w:r>
+        <w:r>
+          <w:rPr>
+            <w:noProof/>
+            <w:webHidden/>
+          </w:rPr>
+          <w:instrText xml:space="preserve"> PAGEREF _Toc226493782 \h </w:instrText>
+        </w:r>
+        <w:r>
+          <w:rPr>
+            <w:noProof/>
+            <w:webHidden/>
+          </w:rPr>
+        </w:r>
+        <w:r>
+          <w:rPr>
+            <w:noProof/>
+            <w:webHidden/>
+          </w:rPr>
+          <w:fldChar w:fldCharType="separate"/>
+        </w:r>
+        <w:r>
+          <w:rPr>
+            <w:noProof/>
+            <w:webHidden/>
+          </w:rPr>
+          <w:t>15</w:t>
+        </w:r>
+        <w:r>
+          <w:rPr>
+            <w:noProof/>
+            <w:webHidden/>
+          </w:rPr>
+          <w:fldChar w:fldCharType="end"/>
+        </w:r>
+      </w:hyperlink>
+    </w:p>
+    <w:p>
+      <w:pPr>
+        <w:pStyle w:val="TOC1"/>
+        <w:tabs>
+          <w:tab w:val="right" w:leader="dot" w:pos="9595"/>
+        </w:tabs>
+        <w:rPr>
+          <w:noProof/>
+        </w:rPr>
+      </w:pPr>
+      <w:hyperlink w:anchor="_Toc226493783" w:history="1">
+        <w:r>
+          <w:rPr>
+            <w:rStyle w:val="Hyperlink"/>
+            <w:noProof/>
+          </w:rPr>
+          <w:t>15. Best practice tips</w:t>
+        </w:r>
+        <w:r>
+          <w:rPr>
+            <w:noProof/>
+            <w:webHidden/>
+          </w:rPr>
+          <w:tab/>
+        </w:r>
+        <w:r>
+          <w:rPr>
+            <w:noProof/>
+            <w:webHidden/>
+          </w:rPr>
+          <w:fldChar w:fldCharType="begin"/>
+        </w:r>
+        <w:r>
+          <w:rPr>
+            <w:noProof/>
+            <w:webHidden/>
+          </w:rPr>
+          <w:instrText xml:space="preserve"> PAGEREF _Toc226493783 \h </w:instrText>
+        </w:r>
+        <w:r>
+          <w:rPr>
+            <w:noProof/>
+            <w:webHidden/>
+          </w:rPr>
+        </w:r>
+        <w:r>
+          <w:rPr>
+            <w:noProof/>
+            <w:webHidden/>
+          </w:rPr>
+          <w:fldChar w:fldCharType="separate"/>
+        </w:r>
+        <w:r>
+          <w:rPr>
+            <w:noProof/>
+            <w:webHidden/>
+          </w:rPr>
+          <w:t>15</w:t>
+        </w:r>
+        <w:r>
+          <w:rPr>
+            <w:noProof/>
+            <w:webHidden/>
+          </w:rPr>
+          <w:fldChar w:fldCharType="end"/>
+        </w:r>
+      </w:hyperlink>
+    </w:p>
+    <w:p>
+      <w:pPr>
+        <w:pStyle w:val="TOC1"/>
+        <w:tabs>
+          <w:tab w:val="right" w:leader="dot" w:pos="9595"/>
+        </w:tabs>
+        <w:rPr>
+          <w:noProof/>
+        </w:rPr>
+      </w:pPr>
+      <w:hyperlink w:anchor="_Toc226493784" w:history="1">
+        <w:r>
+          <w:rPr>
+            <w:rStyle w:val="Hyperlink"/>
+            <w:noProof/>
+          </w:rPr>
+          <w:t>16. Need help</w:t>
+        </w:r>
+        <w:r>
+          <w:rPr>
+            <w:noProof/>
+            <w:webHidden/>
+          </w:rPr>
+          <w:tab/>
+        </w:r>
+        <w:r>
+          <w:rPr>
+            <w:noProof/>
+            <w:webHidden/>
+          </w:rPr>
+          <w:fldChar w:fldCharType="begin"/>
+        </w:r>
+        <w:r>
+          <w:rPr>
+            <w:noProof/>
+            <w:webHidden/>
+          </w:rPr>
+          <w:instrText xml:space="preserve"> PAGEREF _Toc226493784 \h </w:instrText>
+        </w:r>
+        <w:r>
+          <w:rPr>
+            <w:noProof/>
+            <w:webHidden/>
+          </w:rPr>
+        </w:r>
+        <w:r>
+          <w:rPr>
+            <w:noProof/>
+            <w:webHidden/>
+          </w:rPr>
+          <w:fldChar w:fldCharType="separate"/>
+        </w:r>
+        <w:r>
+          <w:rPr>
+            <w:noProof/>
+            <w:webHidden/>
+          </w:rPr>
+          <w:t>15</w:t>
+        </w:r>
+        <w:r>
+          <w:rPr>
+            <w:noProof/>
+            <w:webHidden/>
+          </w:rPr>
+          <w:fldChar w:fldCharType="end"/>
+        </w:r>
+      </w:hyperlink>
+    </w:p>
+    <w:p>
+      <w:r>
+        <w:fldChar w:fldCharType="end"/>
+      </w:r>
+    </w:p>
+    <w:p>
+      <w:r>
+        <w:rPr>
+          <w:i/>
+          <w:sz w:val="20"/>
+        </w:rPr>
+        <w:t>Update the table in Word if entries do not appear immediately.</w:t>
+      </w:r>
+    </w:p>
+    <w:p>
+      <w:r>
+        <w:br w:type="page"/>
+      </w:r>
+    </w:p>
     <w:p>
       <w:pPr>
         <w:pStyle w:val="Title"/>
       </w:pPr>
       <w:r>
+        <w:lastRenderedPageBreak/>
         <w:t>Regional KPI Dashboard User Guide</w:t>
       </w:r>
     </w:p>
@@ -15,9 +2674,11 @@
       <w:pPr>
         <w:pStyle w:val="Heading1"/>
       </w:pPr>
+      <w:bookmarkStart w:id="1" w:name="_Toc226493748"/>
       <w:r>
         <w:t>1. Purpose of this guide</w:t>
       </w:r>
+      <w:bookmarkEnd w:id="1"/>
     </w:p>
     <w:p>
       <w:r>
@@ -90,9 +2751,11 @@
       <w:pPr>
         <w:pStyle w:val="Heading1"/>
       </w:pPr>
+      <w:bookmarkStart w:id="2" w:name="_Toc226493749"/>
       <w:r>
         <w:t>2. Signing in</w:t>
       </w:r>
+      <w:bookmarkEnd w:id="2"/>
     </w:p>
     <w:p>
       <w:r>
@@ -177,10 +2840,12 @@
       <w:pPr>
         <w:pStyle w:val="Heading1"/>
       </w:pPr>
+      <w:bookmarkStart w:id="3" w:name="_Toc226493750"/>
       <w:r>
         <w:lastRenderedPageBreak/>
         <w:t>3. Roles and access</w:t>
       </w:r>
+      <w:bookmarkEnd w:id="3"/>
     </w:p>
     <w:p>
       <w:r>
@@ -340,9 +3005,11 @@
       <w:pPr>
         <w:pStyle w:val="Heading1"/>
       </w:pPr>
+      <w:bookmarkStart w:id="4" w:name="_Toc226493751"/>
       <w:r>
         <w:t>4. Main areas of the dashboard</w:t>
       </w:r>
+      <w:bookmarkEnd w:id="4"/>
     </w:p>
     <w:p>
       <w:r>
@@ -552,9 +3219,11 @@
       <w:pPr>
         <w:pStyle w:val="Heading1"/>
       </w:pPr>
+      <w:bookmarkStart w:id="5" w:name="_Toc226493752"/>
       <w:r>
         <w:t>5. Shared controls: region, timeframe, and refresh</w:t>
       </w:r>
+      <w:bookmarkEnd w:id="5"/>
     </w:p>
     <w:p>
       <w:r>
@@ -591,9 +3260,11 @@
       <w:pPr>
         <w:pStyle w:val="Heading2"/>
       </w:pPr>
+      <w:bookmarkStart w:id="6" w:name="_Toc226493753"/>
       <w:r>
         <w:t>Region</w:t>
       </w:r>
+      <w:bookmarkEnd w:id="6"/>
     </w:p>
     <w:p>
       <w:r>
@@ -653,9 +3324,11 @@
       <w:pPr>
         <w:pStyle w:val="Heading2"/>
       </w:pPr>
+      <w:bookmarkStart w:id="7" w:name="_Toc226493754"/>
       <w:r>
         <w:t>Timeframe</w:t>
       </w:r>
+      <w:bookmarkEnd w:id="7"/>
     </w:p>
     <w:p>
       <w:r>
@@ -739,11 +3412,7 @@
     <w:p/>
     <w:p>
       <w:pPr>
-        <w:pStyle w:val="ListNumber"/>
-        <w:numPr>
-          <w:ilvl w:val="0"/>
-          <w:numId w:val="10"/>
-        </w:numPr>
+        <w:pStyle w:val="ManualNumber"/>
       </w:pPr>
       <w:r>
         <w:t>Start broader if you are unsure.</w:t>
@@ -770,9 +3439,11 @@
       <w:pPr>
         <w:pStyle w:val="Heading2"/>
       </w:pPr>
+      <w:bookmarkStart w:id="8" w:name="_Toc226493755"/>
       <w:r>
         <w:t>Last Data Refresh</w:t>
       </w:r>
+      <w:bookmarkEnd w:id="8"/>
     </w:p>
     <w:p>
       <w:r>
@@ -832,9 +3503,11 @@
       <w:pPr>
         <w:pStyle w:val="Heading1"/>
       </w:pPr>
+      <w:bookmarkStart w:id="9" w:name="_Toc226493756"/>
       <w:r>
         <w:t>6. Using the KPI Dashboard</w:t>
       </w:r>
+      <w:bookmarkEnd w:id="9"/>
     </w:p>
     <w:p>
       <w:r>
@@ -926,7 +3599,6 @@
     <w:p/>
     <w:p>
       <w:r>
-        <w:lastRenderedPageBreak/>
         <w:t>Some sections may depend on the selected region context.</w:t>
       </w:r>
     </w:p>
@@ -935,9 +3607,11 @@
       <w:pPr>
         <w:pStyle w:val="Heading2"/>
       </w:pPr>
+      <w:bookmarkStart w:id="10" w:name="_Toc226493757"/>
       <w:r>
         <w:t>6.1 When to use KPI Dashboard</w:t>
       </w:r>
+      <w:bookmarkEnd w:id="10"/>
     </w:p>
     <w:p>
       <w:r>
@@ -982,17 +3656,15 @@
       <w:pPr>
         <w:pStyle w:val="Heading2"/>
       </w:pPr>
+      <w:bookmarkStart w:id="11" w:name="_Toc226493758"/>
       <w:r>
         <w:t>6.2 Step-by-step KPI workflow</w:t>
       </w:r>
-    </w:p>
-    <w:p>
-      <w:pPr>
-        <w:pStyle w:val="ListNumber"/>
-        <w:numPr>
-          <w:ilvl w:val="0"/>
-          <w:numId w:val="11"/>
-        </w:numPr>
+      <w:bookmarkEnd w:id="11"/>
+    </w:p>
+    <w:p>
+      <w:pPr>
+        <w:pStyle w:val="ManualNumber"/>
       </w:pPr>
       <w:r>
         <w:t xml:space="preserve">Open </w:t>
@@ -1052,9 +3724,11 @@
       <w:pPr>
         <w:pStyle w:val="Heading1"/>
       </w:pPr>
+      <w:bookmarkStart w:id="12" w:name="_Toc226493759"/>
       <w:r>
         <w:t>7. How drill-down works</w:t>
       </w:r>
+      <w:bookmarkEnd w:id="12"/>
     </w:p>
     <w:p>
       <w:r>
@@ -1070,11 +3744,7 @@
     <w:p/>
     <w:p>
       <w:pPr>
-        <w:pStyle w:val="ListNumber"/>
-        <w:numPr>
-          <w:ilvl w:val="0"/>
-          <w:numId w:val="12"/>
-        </w:numPr>
+        <w:pStyle w:val="ManualNumber"/>
       </w:pPr>
       <w:r>
         <w:t>A detail view opens.</w:t>
@@ -1140,9 +3810,12 @@
       <w:pPr>
         <w:pStyle w:val="Heading2"/>
       </w:pPr>
-      <w:r>
+      <w:bookmarkStart w:id="13" w:name="_Toc226493760"/>
+      <w:r>
+        <w:lastRenderedPageBreak/>
         <w:t>Important note about participant detail</w:t>
       </w:r>
+      <w:bookmarkEnd w:id="13"/>
     </w:p>
     <w:p>
       <w:r>
@@ -1209,9 +3882,11 @@
       <w:pPr>
         <w:pStyle w:val="Heading1"/>
       </w:pPr>
+      <w:bookmarkStart w:id="14" w:name="_Toc226493761"/>
       <w:r>
         <w:t>8. Delivery demographics</w:t>
       </w:r>
+      <w:bookmarkEnd w:id="14"/>
     </w:p>
     <w:p>
       <w:r>
@@ -1281,9 +3956,11 @@
       <w:pPr>
         <w:pStyle w:val="Heading1"/>
       </w:pPr>
+      <w:bookmarkStart w:id="15" w:name="_Toc226493762"/>
       <w:r>
         <w:t>9. Custom Reports Dashboard</w:t>
       </w:r>
+      <w:bookmarkEnd w:id="15"/>
     </w:p>
     <w:p>
       <w:r>
@@ -1359,10 +4036,12 @@
       <w:pPr>
         <w:pStyle w:val="Heading2"/>
       </w:pPr>
+      <w:bookmarkStart w:id="16" w:name="_Toc226493763"/>
       <w:r>
         <w:lastRenderedPageBreak/>
         <w:t>9.1 Available datasets</w:t>
       </w:r>
+      <w:bookmarkEnd w:id="16"/>
     </w:p>
     <w:p>
       <w:r>
@@ -1507,9 +4186,11 @@
       <w:pPr>
         <w:pStyle w:val="Heading2"/>
       </w:pPr>
+      <w:bookmarkStart w:id="17" w:name="_Toc226493764"/>
       <w:r>
         <w:t>9.2 Available output types</w:t>
       </w:r>
+      <w:bookmarkEnd w:id="17"/>
     </w:p>
     <w:p>
       <w:r>
@@ -1704,17 +4385,15 @@
       <w:pPr>
         <w:pStyle w:val="Heading2"/>
       </w:pPr>
+      <w:bookmarkStart w:id="18" w:name="_Toc226493765"/>
       <w:r>
         <w:t>9.3 Main workflow</w:t>
       </w:r>
-    </w:p>
-    <w:p>
-      <w:pPr>
-        <w:pStyle w:val="ListNumber"/>
-        <w:numPr>
-          <w:ilvl w:val="0"/>
-          <w:numId w:val="13"/>
-        </w:numPr>
+      <w:bookmarkEnd w:id="18"/>
+    </w:p>
+    <w:p>
+      <w:pPr>
+        <w:pStyle w:val="ManualNumber"/>
       </w:pPr>
       <w:r>
         <w:t>Choose the dataset or datasets you need.</w:t>
@@ -1816,9 +4495,11 @@
       <w:pPr>
         <w:pStyle w:val="Heading2"/>
       </w:pPr>
+      <w:bookmarkStart w:id="19" w:name="_Toc226493766"/>
       <w:r>
         <w:t>9.4 Understanding the two apply buttons</w:t>
       </w:r>
+      <w:bookmarkEnd w:id="19"/>
     </w:p>
     <w:p>
       <w:r>
@@ -1865,9 +4546,11 @@
       <w:pPr>
         <w:pStyle w:val="Heading2"/>
       </w:pPr>
+      <w:bookmarkStart w:id="20" w:name="_Toc226493767"/>
       <w:r>
         <w:t>9.5 Advanced filters</w:t>
       </w:r>
+      <w:bookmarkEnd w:id="20"/>
     </w:p>
     <w:p>
       <w:r>
@@ -1926,9 +4609,11 @@
       <w:pPr>
         <w:pStyle w:val="Heading2"/>
       </w:pPr>
+      <w:bookmarkStart w:id="21" w:name="_Toc226493768"/>
       <w:r>
         <w:t>9.6 If a report returns no rows</w:t>
       </w:r>
+      <w:bookmarkEnd w:id="21"/>
     </w:p>
     <w:p>
       <w:r>
@@ -1938,11 +4623,7 @@
     <w:p/>
     <w:p>
       <w:pPr>
-        <w:pStyle w:val="ListNumber"/>
-        <w:numPr>
-          <w:ilvl w:val="0"/>
-          <w:numId w:val="14"/>
-        </w:numPr>
+        <w:pStyle w:val="ManualNumber"/>
       </w:pPr>
       <w:r>
         <w:lastRenderedPageBreak/>
@@ -2004,9 +4685,11 @@
       <w:pPr>
         <w:pStyle w:val="Heading1"/>
       </w:pPr>
+      <w:bookmarkStart w:id="22" w:name="_Toc226493769"/>
       <w:r>
         <w:t>10. Case Studies</w:t>
       </w:r>
+      <w:bookmarkEnd w:id="22"/>
     </w:p>
     <w:p>
       <w:r>
@@ -2058,17 +4741,15 @@
       <w:pPr>
         <w:pStyle w:val="Heading2"/>
       </w:pPr>
+      <w:bookmarkStart w:id="23" w:name="_Toc226493770"/>
       <w:r>
         <w:t>10.1 Reading case studies</w:t>
       </w:r>
-    </w:p>
-    <w:p>
-      <w:pPr>
-        <w:pStyle w:val="ListNumber"/>
-        <w:numPr>
-          <w:ilvl w:val="0"/>
-          <w:numId w:val="15"/>
-        </w:numPr>
+      <w:bookmarkEnd w:id="23"/>
+    </w:p>
+    <w:p>
+      <w:pPr>
+        <w:pStyle w:val="ManualNumber"/>
       </w:pPr>
       <w:r>
         <w:t xml:space="preserve">Open </w:t>
@@ -2112,9 +4793,11 @@
       <w:pPr>
         <w:pStyle w:val="Heading2"/>
       </w:pPr>
+      <w:bookmarkStart w:id="24" w:name="_Toc226493771"/>
       <w:r>
         <w:t>10.2 Adding a case study</w:t>
       </w:r>
+      <w:bookmarkEnd w:id="24"/>
     </w:p>
     <w:p>
       <w:r>
@@ -2124,11 +4807,7 @@
     <w:p/>
     <w:p>
       <w:pPr>
-        <w:pStyle w:val="ListNumber"/>
-        <w:numPr>
-          <w:ilvl w:val="0"/>
-          <w:numId w:val="16"/>
-        </w:numPr>
+        <w:pStyle w:val="ManualNumber"/>
       </w:pPr>
       <w:r>
         <w:t xml:space="preserve">Open </w:t>
@@ -2196,10 +4875,11 @@
       <w:pPr>
         <w:pStyle w:val="Heading1"/>
       </w:pPr>
-      <w:r>
-        <w:lastRenderedPageBreak/>
+      <w:bookmarkStart w:id="25" w:name="_Toc226493772"/>
+      <w:r>
         <w:t>11. Data Request Form</w:t>
       </w:r>
+      <w:bookmarkEnd w:id="25"/>
     </w:p>
     <w:p>
       <w:r>
@@ -2306,17 +4986,15 @@
       <w:pPr>
         <w:pStyle w:val="Heading2"/>
       </w:pPr>
+      <w:bookmarkStart w:id="26" w:name="_Toc226493773"/>
       <w:r>
         <w:t>11.1 Step-by-step workflow</w:t>
       </w:r>
-    </w:p>
-    <w:p>
-      <w:pPr>
-        <w:pStyle w:val="ListNumber"/>
-        <w:numPr>
-          <w:ilvl w:val="0"/>
-          <w:numId w:val="17"/>
-        </w:numPr>
+      <w:bookmarkEnd w:id="26"/>
+    </w:p>
+    <w:p>
+      <w:pPr>
+        <w:pStyle w:val="ManualNumber"/>
       </w:pPr>
       <w:r>
         <w:t xml:space="preserve">Open </w:t>
@@ -2394,9 +5072,11 @@
       <w:pPr>
         <w:pStyle w:val="Heading2"/>
       </w:pPr>
+      <w:bookmarkStart w:id="27" w:name="_Toc226493774"/>
       <w:r>
         <w:t>11.2 What happens next</w:t>
       </w:r>
+      <w:bookmarkEnd w:id="27"/>
     </w:p>
     <w:p>
       <w:r>
@@ -2463,9 +5143,11 @@
       <w:pPr>
         <w:pStyle w:val="Heading1"/>
       </w:pPr>
+      <w:bookmarkStart w:id="28" w:name="_Toc226493775"/>
       <w:r>
         <w:t>12. ML Dashboard</w:t>
       </w:r>
+      <w:bookmarkEnd w:id="28"/>
     </w:p>
     <w:p>
       <w:r>
@@ -2490,17 +5172,14 @@
     <w:p/>
     <w:p>
       <w:r>
+        <w:lastRenderedPageBreak/>
         <w:t>Typical workflow:</w:t>
       </w:r>
     </w:p>
     <w:p/>
     <w:p>
       <w:pPr>
-        <w:pStyle w:val="ListNumber"/>
-        <w:numPr>
-          <w:ilvl w:val="0"/>
-          <w:numId w:val="18"/>
-        </w:numPr>
+        <w:pStyle w:val="ManualNumber"/>
       </w:pPr>
       <w:r>
         <w:t>Set region and timeframe.</w:t>
@@ -2541,9 +5220,11 @@
       <w:pPr>
         <w:pStyle w:val="Heading1"/>
       </w:pPr>
+      <w:bookmarkStart w:id="29" w:name="_Toc226493776"/>
       <w:r>
         <w:t>13. Admin-only actions</w:t>
       </w:r>
+      <w:bookmarkEnd w:id="29"/>
     </w:p>
     <w:p>
       <w:r>
@@ -2619,17 +5300,21 @@
       <w:pPr>
         <w:pStyle w:val="Heading1"/>
       </w:pPr>
+      <w:bookmarkStart w:id="30" w:name="_Toc226493777"/>
       <w:r>
         <w:t>14. Troubleshooting</w:t>
       </w:r>
+      <w:bookmarkEnd w:id="30"/>
     </w:p>
     <w:p>
       <w:pPr>
         <w:pStyle w:val="Heading2"/>
       </w:pPr>
+      <w:bookmarkStart w:id="31" w:name="_Toc226493778"/>
       <w:r>
         <w:t>The page looks slow</w:t>
       </w:r>
+      <w:bookmarkEnd w:id="31"/>
     </w:p>
     <w:p>
       <w:pPr>
@@ -2660,9 +5345,11 @@
       <w:pPr>
         <w:pStyle w:val="Heading2"/>
       </w:pPr>
+      <w:bookmarkStart w:id="32" w:name="_Toc226493779"/>
       <w:r>
         <w:t>I cannot see participant names</w:t>
       </w:r>
+      <w:bookmarkEnd w:id="32"/>
     </w:p>
     <w:p>
       <w:pPr>
@@ -2677,34 +5364,32 @@
         <w:pStyle w:val="ManualBullet"/>
       </w:pPr>
       <w:r>
+        <w:t>some events only provide counts or partial attendee data</w:t>
+      </w:r>
+    </w:p>
+    <w:p>
+      <w:pPr>
+        <w:pStyle w:val="ManualBullet"/>
+      </w:pPr>
+      <w:r>
+        <w:t>some roles are not allowed to see personal detail</w:t>
+      </w:r>
+    </w:p>
+    <w:p/>
+    <w:p>
+      <w:pPr>
+        <w:pStyle w:val="Heading2"/>
+      </w:pPr>
+      <w:bookmarkStart w:id="33" w:name="_Toc226493780"/>
+      <w:r>
         <w:lastRenderedPageBreak/>
-        <w:t>some events only provide counts or partial attendee data</w:t>
-      </w:r>
-    </w:p>
-    <w:p>
-      <w:pPr>
-        <w:pStyle w:val="ManualBullet"/>
-      </w:pPr>
-      <w:r>
-        <w:t>some roles are not allowed to see personal detail</w:t>
-      </w:r>
-    </w:p>
-    <w:p/>
-    <w:p>
-      <w:pPr>
-        <w:pStyle w:val="Heading2"/>
-      </w:pPr>
-      <w:r>
         <w:t>I see no data</w:t>
       </w:r>
-    </w:p>
-    <w:p>
-      <w:pPr>
-        <w:pStyle w:val="ListNumber"/>
-        <w:numPr>
-          <w:ilvl w:val="0"/>
-          <w:numId w:val="19"/>
-        </w:numPr>
+      <w:bookmarkEnd w:id="33"/>
+    </w:p>
+    <w:p>
+      <w:pPr>
+        <w:pStyle w:val="ManualNumber"/>
       </w:pPr>
       <w:r>
         <w:t>Check the selected region.</w:t>
@@ -2765,9 +5450,11 @@
       <w:pPr>
         <w:pStyle w:val="Heading2"/>
       </w:pPr>
+      <w:bookmarkStart w:id="34" w:name="_Toc226493781"/>
       <w:r>
         <w:t>A report is not changing</w:t>
       </w:r>
+      <w:bookmarkEnd w:id="34"/>
     </w:p>
     <w:p>
       <w:pPr>
@@ -2808,9 +5495,11 @@
       <w:pPr>
         <w:pStyle w:val="Heading2"/>
       </w:pPr>
+      <w:bookmarkStart w:id="35" w:name="_Toc226493782"/>
       <w:r>
         <w:t>The dashboard looks out of date</w:t>
       </w:r>
+      <w:bookmarkEnd w:id="35"/>
     </w:p>
     <w:p>
       <w:pPr>
@@ -2848,9 +5537,11 @@
       <w:pPr>
         <w:pStyle w:val="Heading1"/>
       </w:pPr>
+      <w:bookmarkStart w:id="36" w:name="_Toc226493783"/>
       <w:r>
         <w:t>15. Best practice tips</w:t>
       </w:r>
+      <w:bookmarkEnd w:id="36"/>
     </w:p>
     <w:p>
       <w:pPr>
@@ -2913,9 +5604,11 @@
       <w:pPr>
         <w:pStyle w:val="Heading1"/>
       </w:pPr>
+      <w:bookmarkStart w:id="37" w:name="_Toc226493784"/>
       <w:r>
         <w:t>16. Need help</w:t>
       </w:r>
+      <w:bookmarkEnd w:id="37"/>
     </w:p>
     <w:p>
       <w:r>
@@ -2925,11 +5618,7 @@
     <w:p/>
     <w:p>
       <w:pPr>
-        <w:pStyle w:val="ListNumber"/>
-        <w:numPr>
-          <w:ilvl w:val="0"/>
-          <w:numId w:val="20"/>
-        </w:numPr>
+        <w:pStyle w:val="ManualNumber"/>
       </w:pPr>
       <w:r>
         <w:t>Take a screenshot.</w:t>
@@ -2961,6 +5650,7 @@
       </w:r>
     </w:p>
     <w:sectPr>
+      <w:footerReference w:type="default" r:id="rId8"/>
       <w:pgSz w:w="11909" w:h="16834"/>
       <w:pgMar w:top="1080" w:right="1152" w:bottom="1080" w:left="1152" w:header="720" w:footer="720" w:gutter="0"/>
       <w:cols w:space="720"/>
@@ -2968,6 +5658,109 @@
     </w:sectPr>
   </w:body>
 </w:document>
+</file>
+
+<file path=word/endnotes.xml><?xml version="1.0" encoding="utf-8"?>
+<w:endnotes xmlns:wpc="http://schemas.microsoft.com/office/word/2010/wordprocessingCanvas" xmlns:cx="http://schemas.microsoft.com/office/drawing/2014/chartex" xmlns:cx1="http://schemas.microsoft.com/office/drawing/2015/9/8/chartex" xmlns:cx2="http://schemas.microsoft.com/office/drawing/2015/10/21/chartex" xmlns:cx3="http://schemas.microsoft.com/office/drawing/2016/5/9/chartex" xmlns:cx4="http://schemas.microsoft.com/office/drawing/2016/5/10/chartex" xmlns:cx5="http://schemas.microsoft.com/office/drawing/2016/5/11/chartex" xmlns:cx6="http://schemas.microsoft.com/office/drawing/2016/5/12/chartex" xmlns:cx7="http://schemas.microsoft.com/office/drawing/2016/5/13/chartex" xmlns:cx8="http://schemas.microsoft.com/office/drawing/2016/5/14/chartex" xmlns:mc="http://schemas.openxmlformats.org/markup-compatibility/2006" xmlns:aink="http://schemas.microsoft.com/office/drawing/2016/ink" xmlns:am3d="http://schemas.microsoft.com/office/drawing/2017/model3d" xmlns:o="urn:schemas-microsoft-com:office:office" xmlns:oel="http://schemas.microsoft.com/office/2019/extlst" xmlns:r="http://schemas.openxmlformats.org/officeDocument/2006/relationships" xmlns:m="http://schemas.openxmlformats.org/officeDocument/2006/math" xmlns:v="urn:schemas-microsoft-com:vml" xmlns:wp14="http://schemas.microsoft.com/office/word/2010/wordprocessingDrawing" xmlns:wp="http://schemas.openxmlformats.org/drawingml/2006/wordprocessingDrawing" xmlns:w10="urn:schemas-microsoft-com:office:word" xmlns:w="http://schemas.openxmlformats.org/wordprocessingml/2006/main" xmlns:w14="http://schemas.microsoft.com/office/word/2010/wordml" xmlns:w15="http://schemas.microsoft.com/office/word/2012/wordml" xmlns:w16cex="http://schemas.microsoft.com/office/word/2018/wordml/cex" xmlns:w16cid="http://schemas.microsoft.com/office/word/2016/wordml/cid" xmlns:w16="http://schemas.microsoft.com/office/word/2018/wordml" xmlns:w16du="http://schemas.microsoft.com/office/word/2023/wordml/word16du" xmlns:w16sdtdh="http://schemas.microsoft.com/office/word/2020/wordml/sdtdatahash" xmlns:w16sdtfl="http://schemas.microsoft.com/office/word/2024/wordml/sdtformatlock" xmlns:w16se="http://schemas.microsoft.com/office/word/2015/wordml/symex" xmlns:wpg="http://schemas.microsoft.com/office/word/2010/wordprocessingGroup" xmlns:wpi="http://schemas.microsoft.com/office/word/2010/wordprocessingInk" xmlns:wne="http://schemas.microsoft.com/office/word/2006/wordml" xmlns:wps="http://schemas.microsoft.com/office/word/2010/wordprocessingShape" mc:Ignorable="w14 w15 w16se w16cid w16 w16cex w16sdtdh w16sdtfl w16du wp14">
+  <w:endnote w:type="separator" w:id="-1">
+    <w:p>
+      <w:pPr>
+        <w:spacing w:after="0" w:line="240" w:lineRule="auto"/>
+      </w:pPr>
+      <w:r>
+        <w:separator/>
+      </w:r>
+    </w:p>
+  </w:endnote>
+  <w:endnote w:type="continuationSeparator" w:id="0">
+    <w:p>
+      <w:pPr>
+        <w:spacing w:after="0" w:line="240" w:lineRule="auto"/>
+      </w:pPr>
+      <w:r>
+        <w:continuationSeparator/>
+      </w:r>
+    </w:p>
+  </w:endnote>
+</w:endnotes>
+</file>
+
+<file path=word/footer1.xml><?xml version="1.0" encoding="utf-8"?>
+<w:ftr xmlns:wpc="http://schemas.microsoft.com/office/word/2010/wordprocessingCanvas" xmlns:cx="http://schemas.microsoft.com/office/drawing/2014/chartex" xmlns:cx1="http://schemas.microsoft.com/office/drawing/2015/9/8/chartex" xmlns:cx2="http://schemas.microsoft.com/office/drawing/2015/10/21/chartex" xmlns:cx3="http://schemas.microsoft.com/office/drawing/2016/5/9/chartex" xmlns:cx4="http://schemas.microsoft.com/office/drawing/2016/5/10/chartex" xmlns:cx5="http://schemas.microsoft.com/office/drawing/2016/5/11/chartex" xmlns:cx6="http://schemas.microsoft.com/office/drawing/2016/5/12/chartex" xmlns:cx7="http://schemas.microsoft.com/office/drawing/2016/5/13/chartex" xmlns:cx8="http://schemas.microsoft.com/office/drawing/2016/5/14/chartex" xmlns:mc="http://schemas.openxmlformats.org/markup-compatibility/2006" xmlns:aink="http://schemas.microsoft.com/office/drawing/2016/ink" xmlns:am3d="http://schemas.microsoft.com/office/drawing/2017/model3d" xmlns:o="urn:schemas-microsoft-com:office:office" xmlns:oel="http://schemas.microsoft.com/office/2019/extlst" xmlns:r="http://schemas.openxmlformats.org/officeDocument/2006/relationships" xmlns:m="http://schemas.openxmlformats.org/officeDocument/2006/math" xmlns:v="urn:schemas-microsoft-com:vml" xmlns:wp14="http://schemas.microsoft.com/office/word/2010/wordprocessingDrawing" xmlns:wp="http://schemas.openxmlformats.org/drawingml/2006/wordprocessingDrawing" xmlns:w10="urn:schemas-microsoft-com:office:word" xmlns:w="http://schemas.openxmlformats.org/wordprocessingml/2006/main" xmlns:w14="http://schemas.microsoft.com/office/word/2010/wordml" xmlns:w15="http://schemas.microsoft.com/office/word/2012/wordml" xmlns:w16cex="http://schemas.microsoft.com/office/word/2018/wordml/cex" xmlns:w16cid="http://schemas.microsoft.com/office/word/2016/wordml/cid" xmlns:w16="http://schemas.microsoft.com/office/word/2018/wordml" xmlns:w16du="http://schemas.microsoft.com/office/word/2023/wordml/word16du" xmlns:w16sdtdh="http://schemas.microsoft.com/office/word/2020/wordml/sdtdatahash" xmlns:w16sdtfl="http://schemas.microsoft.com/office/word/2024/wordml/sdtformatlock" xmlns:w16se="http://schemas.microsoft.com/office/word/2015/wordml/symex" xmlns:wpg="http://schemas.microsoft.com/office/word/2010/wordprocessingGroup" xmlns:wpi="http://schemas.microsoft.com/office/word/2010/wordprocessingInk" xmlns:wne="http://schemas.microsoft.com/office/word/2006/wordml" xmlns:wps="http://schemas.microsoft.com/office/word/2010/wordprocessingShape" mc:Ignorable="w14 w15 w16se w16cid w16 w16cex w16sdtdh w16sdtfl w16du wp14">
+  <w:p>
+    <w:pPr>
+      <w:pStyle w:val="Footer"/>
+      <w:jc w:val="center"/>
+    </w:pPr>
+    <w:r>
+      <w:t xml:space="preserve">Page </w:t>
+    </w:r>
+    <w:r>
+      <w:fldChar w:fldCharType="begin"/>
+    </w:r>
+    <w:r>
+      <w:instrText xml:space="preserve"> PAGE </w:instrText>
+    </w:r>
+    <w:r>
+      <w:fldChar w:fldCharType="separate"/>
+    </w:r>
+    <w:r>
+      <w:rPr>
+        <w:noProof/>
+      </w:rPr>
+      <w:t>1</w:t>
+    </w:r>
+    <w:r>
+      <w:fldChar w:fldCharType="end"/>
+    </w:r>
+    <w:r>
+      <w:t xml:space="preserve"> of </w:t>
+    </w:r>
+    <w:r>
+      <w:fldChar w:fldCharType="begin"/>
+    </w:r>
+    <w:r>
+      <w:instrText xml:space="preserve"> NUMPAGES </w:instrText>
+    </w:r>
+    <w:r>
+      <w:fldChar w:fldCharType="separate"/>
+    </w:r>
+    <w:r>
+      <w:rPr>
+        <w:noProof/>
+      </w:rPr>
+      <w:t>2</w:t>
+    </w:r>
+    <w:r>
+      <w:fldChar w:fldCharType="end"/>
+    </w:r>
+  </w:p>
+</w:ftr>
+</file>
+
+<file path=word/footnotes.xml><?xml version="1.0" encoding="utf-8"?>
+<w:footnotes xmlns:wpc="http://schemas.microsoft.com/office/word/2010/wordprocessingCanvas" xmlns:cx="http://schemas.microsoft.com/office/drawing/2014/chartex" xmlns:cx1="http://schemas.microsoft.com/office/drawing/2015/9/8/chartex" xmlns:cx2="http://schemas.microsoft.com/office/drawing/2015/10/21/chartex" xmlns:cx3="http://schemas.microsoft.com/office/drawing/2016/5/9/chartex" xmlns:cx4="http://schemas.microsoft.com/office/drawing/2016/5/10/chartex" xmlns:cx5="http://schemas.microsoft.com/office/drawing/2016/5/11/chartex" xmlns:cx6="http://schemas.microsoft.com/office/drawing/2016/5/12/chartex" xmlns:cx7="http://schemas.microsoft.com/office/drawing/2016/5/13/chartex" xmlns:cx8="http://schemas.microsoft.com/office/drawing/2016/5/14/chartex" xmlns:mc="http://schemas.openxmlformats.org/markup-compatibility/2006" xmlns:aink="http://schemas.microsoft.com/office/drawing/2016/ink" xmlns:am3d="http://schemas.microsoft.com/office/drawing/2017/model3d" xmlns:o="urn:schemas-microsoft-com:office:office" xmlns:oel="http://schemas.microsoft.com/office/2019/extlst" xmlns:r="http://schemas.openxmlformats.org/officeDocument/2006/relationships" xmlns:m="http://schemas.openxmlformats.org/officeDocument/2006/math" xmlns:v="urn:schemas-microsoft-com:vml" xmlns:wp14="http://schemas.microsoft.com/office/word/2010/wordprocessingDrawing" xmlns:wp="http://schemas.openxmlformats.org/drawingml/2006/wordprocessingDrawing" xmlns:w10="urn:schemas-microsoft-com:office:word" xmlns:w="http://schemas.openxmlformats.org/wordprocessingml/2006/main" xmlns:w14="http://schemas.microsoft.com/office/word/2010/wordml" xmlns:w15="http://schemas.microsoft.com/office/word/2012/wordml" xmlns:w16cex="http://schemas.microsoft.com/office/word/2018/wordml/cex" xmlns:w16cid="http://schemas.microsoft.com/office/word/2016/wordml/cid" xmlns:w16="http://schemas.microsoft.com/office/word/2018/wordml" xmlns:w16du="http://schemas.microsoft.com/office/word/2023/wordml/word16du" xmlns:w16sdtdh="http://schemas.microsoft.com/office/word/2020/wordml/sdtdatahash" xmlns:w16sdtfl="http://schemas.microsoft.com/office/word/2024/wordml/sdtformatlock" xmlns:w16se="http://schemas.microsoft.com/office/word/2015/wordml/symex" xmlns:wpg="http://schemas.microsoft.com/office/word/2010/wordprocessingGroup" xmlns:wpi="http://schemas.microsoft.com/office/word/2010/wordprocessingInk" xmlns:wne="http://schemas.microsoft.com/office/word/2006/wordml" xmlns:wps="http://schemas.microsoft.com/office/word/2010/wordprocessingShape" mc:Ignorable="w14 w15 w16se w16cid w16 w16cex w16sdtdh w16sdtfl w16du wp14">
+  <w:footnote w:type="separator" w:id="-1">
+    <w:p>
+      <w:pPr>
+        <w:spacing w:after="0" w:line="240" w:lineRule="auto"/>
+      </w:pPr>
+      <w:r>
+        <w:separator/>
+      </w:r>
+    </w:p>
+  </w:footnote>
+  <w:footnote w:type="continuationSeparator" w:id="0">
+    <w:p>
+      <w:pPr>
+        <w:spacing w:after="0" w:line="240" w:lineRule="auto"/>
+      </w:pPr>
+      <w:r>
+        <w:continuationSeparator/>
+      </w:r>
+    </w:p>
+  </w:footnote>
+</w:footnotes>
 </file>
 
 <file path=word/numbering.xml><?xml version="1.0" encoding="utf-8"?>
@@ -3143,98 +5936,32 @@
       </w:rPr>
     </w:lvl>
   </w:abstractNum>
-  <w:num w:numId="1" w16cid:durableId="1097755702">
+  <w:num w:numId="1" w16cid:durableId="420176655">
     <w:abstractNumId w:val="8"/>
   </w:num>
-  <w:num w:numId="2" w16cid:durableId="1894734474">
+  <w:num w:numId="2" w16cid:durableId="1549147741">
     <w:abstractNumId w:val="6"/>
   </w:num>
-  <w:num w:numId="3" w16cid:durableId="1419794305">
+  <w:num w:numId="3" w16cid:durableId="1811895600">
     <w:abstractNumId w:val="5"/>
   </w:num>
-  <w:num w:numId="4" w16cid:durableId="141586372">
+  <w:num w:numId="4" w16cid:durableId="1171414545">
     <w:abstractNumId w:val="4"/>
   </w:num>
-  <w:num w:numId="5" w16cid:durableId="1152407220">
+  <w:num w:numId="5" w16cid:durableId="794372566">
     <w:abstractNumId w:val="7"/>
   </w:num>
-  <w:num w:numId="6" w16cid:durableId="15619342">
+  <w:num w:numId="6" w16cid:durableId="1600605326">
     <w:abstractNumId w:val="3"/>
   </w:num>
-  <w:num w:numId="7" w16cid:durableId="162430096">
+  <w:num w:numId="7" w16cid:durableId="1759712700">
     <w:abstractNumId w:val="2"/>
   </w:num>
-  <w:num w:numId="8" w16cid:durableId="1627471786">
+  <w:num w:numId="8" w16cid:durableId="543829397">
     <w:abstractNumId w:val="1"/>
   </w:num>
-  <w:num w:numId="9" w16cid:durableId="175387833">
+  <w:num w:numId="9" w16cid:durableId="1754081131">
     <w:abstractNumId w:val="0"/>
-  </w:num>
-  <w:num w:numId="10" w16cid:durableId="145052018">
-    <w:abstractNumId w:val="7"/>
-    <w:lvlOverride w:ilvl="0">
-      <w:startOverride w:val="1"/>
-    </w:lvlOverride>
-  </w:num>
-  <w:num w:numId="11" w16cid:durableId="1669136643">
-    <w:abstractNumId w:val="7"/>
-    <w:lvlOverride w:ilvl="0">
-      <w:startOverride w:val="1"/>
-    </w:lvlOverride>
-  </w:num>
-  <w:num w:numId="12" w16cid:durableId="153422238">
-    <w:abstractNumId w:val="7"/>
-    <w:lvlOverride w:ilvl="0">
-      <w:startOverride w:val="1"/>
-    </w:lvlOverride>
-  </w:num>
-  <w:num w:numId="13" w16cid:durableId="264047123">
-    <w:abstractNumId w:val="7"/>
-    <w:lvlOverride w:ilvl="0">
-      <w:startOverride w:val="1"/>
-    </w:lvlOverride>
-  </w:num>
-  <w:num w:numId="14" w16cid:durableId="1710959650">
-    <w:abstractNumId w:val="7"/>
-    <w:lvlOverride w:ilvl="0">
-      <w:startOverride w:val="1"/>
-    </w:lvlOverride>
-  </w:num>
-  <w:num w:numId="15" w16cid:durableId="302853671">
-    <w:abstractNumId w:val="7"/>
-    <w:lvlOverride w:ilvl="0">
-      <w:startOverride w:val="1"/>
-    </w:lvlOverride>
-  </w:num>
-  <w:num w:numId="16" w16cid:durableId="1912078403">
-    <w:abstractNumId w:val="7"/>
-    <w:lvlOverride w:ilvl="0">
-      <w:startOverride w:val="1"/>
-    </w:lvlOverride>
-  </w:num>
-  <w:num w:numId="17" w16cid:durableId="842820332">
-    <w:abstractNumId w:val="7"/>
-    <w:lvlOverride w:ilvl="0">
-      <w:startOverride w:val="1"/>
-    </w:lvlOverride>
-  </w:num>
-  <w:num w:numId="18" w16cid:durableId="582565200">
-    <w:abstractNumId w:val="7"/>
-    <w:lvlOverride w:ilvl="0">
-      <w:startOverride w:val="1"/>
-    </w:lvlOverride>
-  </w:num>
-  <w:num w:numId="19" w16cid:durableId="796221907">
-    <w:abstractNumId w:val="7"/>
-    <w:lvlOverride w:ilvl="0">
-      <w:startOverride w:val="1"/>
-    </w:lvlOverride>
-  </w:num>
-  <w:num w:numId="20" w16cid:durableId="772743949">
-    <w:abstractNumId w:val="7"/>
-    <w:lvlOverride w:ilvl="0">
-      <w:startOverride w:val="1"/>
-    </w:lvlOverride>
   </w:num>
 </w:numbering>
 </file>
@@ -14630,6 +17357,42 @@
     <w:name w:val="Manual Number"/>
     <w:basedOn w:val="ListNumber"/>
   </w:style>
+  <w:style w:type="paragraph" w:styleId="TOC1">
+    <w:name w:val="toc 1"/>
+    <w:basedOn w:val="Normal"/>
+    <w:next w:val="Normal"/>
+    <w:autoRedefine/>
+    <w:uiPriority w:val="39"/>
+    <w:unhideWhenUsed/>
+    <w:rsid w:val="00C915BD"/>
+    <w:pPr>
+      <w:spacing w:after="100"/>
+    </w:pPr>
+  </w:style>
+  <w:style w:type="paragraph" w:styleId="TOC2">
+    <w:name w:val="toc 2"/>
+    <w:basedOn w:val="Normal"/>
+    <w:next w:val="Normal"/>
+    <w:autoRedefine/>
+    <w:uiPriority w:val="39"/>
+    <w:unhideWhenUsed/>
+    <w:rsid w:val="00C915BD"/>
+    <w:pPr>
+      <w:spacing w:after="100"/>
+      <w:ind w:left="220"/>
+    </w:pPr>
+  </w:style>
+  <w:style w:type="character" w:styleId="Hyperlink">
+    <w:name w:val="Hyperlink"/>
+    <w:basedOn w:val="DefaultParagraphFont"/>
+    <w:uiPriority w:val="99"/>
+    <w:unhideWhenUsed/>
+    <w:rsid w:val="00C915BD"/>
+    <w:rPr>
+      <w:color w:val="0000FF" w:themeColor="hyperlink"/>
+      <w:u w:val="single"/>
+    </w:rPr>
+  </w:style>
 </w:styles>
 </file>
 
